--- a/Weekly_Progress_Log_Dev_Rana_Kaila.docx
+++ b/Weekly_Progress_Log_Dev_Rana_Kaila.docx
@@ -11,7 +11,7 @@
         <w:rPr>
           <w:rFonts w:ascii="Times New Roman" w:hAnsi="Times New Roman"/>
           <w:b/>
-          <w:sz w:val="28"/>
+          <w:sz w:val="30"/>
         </w:rPr>
         <w:t>Lloyd Institute of Engineering &amp; Technology</w:t>
       </w:r>
@@ -24,7 +24,6 @@
       <w:r>
         <w:rPr>
           <w:rFonts w:ascii="Times New Roman" w:hAnsi="Times New Roman"/>
-          <w:b w:val="0"/>
           <w:sz w:val="22"/>
         </w:rPr>
         <w:t>Department of Computer Science &amp; Engineering (AIML)  |  Session 2026-27</w:t>
@@ -32,46 +31,57 @@
     </w:p>
     <w:p>
       <w:pPr>
-        <w:spacing w:before="160" w:after="160"/>
+        <w:spacing w:before="40" w:after="160"/>
         <w:jc w:val="center"/>
       </w:pPr>
       <w:r>
         <w:rPr>
           <w:rFonts w:ascii="Times New Roman" w:hAnsi="Times New Roman"/>
           <w:b/>
-          <w:sz w:val="30"/>
+          <w:sz w:val="26"/>
         </w:rPr>
         <w:t>MINI PROJECT - WEEKLY PROGRESS LOG</w:t>
       </w:r>
     </w:p>
     <w:tbl>
       <w:tblPr>
-        <w:tblStyle w:val="TableGrid"/>
         <w:tblW w:type="auto" w:w="0"/>
         <w:jc w:val="center"/>
         <w:tblLook w:firstColumn="1" w:firstRow="1" w:lastColumn="0" w:lastRow="0" w:noHBand="0" w:noVBand="1" w:val="04A0"/>
       </w:tblPr>
       <w:tblGrid>
-        <w:gridCol w:w="3713"/>
-        <w:gridCol w:w="3713"/>
-        <w:gridCol w:w="3713"/>
-        <w:gridCol w:w="3713"/>
+        <w:gridCol w:w="3741"/>
+        <w:gridCol w:w="3741"/>
+        <w:gridCol w:w="3741"/>
+        <w:gridCol w:w="3741"/>
       </w:tblGrid>
       <w:tr>
         <w:tc>
           <w:tcPr>
-            <w:tcW w:type="dxa" w:w="3713"/>
+            <w:tcW w:type="dxa" w:w="2592"/>
+            <w:tcMar>
+              <w:top w:w="80" w:type="dxa"/>
+              <w:bottom w:w="80" w:type="dxa"/>
+              <w:left w:w="100" w:type="dxa"/>
+              <w:right w:w="100" w:type="dxa"/>
+            </w:tcMar>
+            <w:tcBorders>
+              <w:top w:val="single" w:sz="4" w:space="0" w:color="888888"/>
+              <w:bottom w:val="single" w:sz="4" w:space="0" w:color="888888"/>
+              <w:left w:val="single" w:sz="4" w:space="0" w:color="888888"/>
+              <w:right w:val="single" w:sz="4" w:space="0" w:color="888888"/>
+            </w:tcBorders>
+            <w:shd w:fill="F0F4F8"/>
           </w:tcPr>
           <w:p>
             <w:pPr>
               <w:spacing w:before="40" w:after="40"/>
-              <w:jc w:val="left"/>
             </w:pPr>
             <w:r>
               <w:rPr>
                 <w:rFonts w:ascii="Times New Roman" w:hAnsi="Times New Roman"/>
                 <w:b/>
-                <w:sz w:val="20"/>
+                <w:sz w:val="19"/>
               </w:rPr>
               <w:t>Student Name</w:t>
             </w:r>
@@ -79,18 +89,29 @@
         </w:tc>
         <w:tc>
           <w:tcPr>
-            <w:tcW w:type="dxa" w:w="3713"/>
+            <w:tcW w:type="dxa" w:w="5184"/>
+            <w:tcMar>
+              <w:top w:w="80" w:type="dxa"/>
+              <w:bottom w:w="80" w:type="dxa"/>
+              <w:left w:w="100" w:type="dxa"/>
+              <w:right w:w="100" w:type="dxa"/>
+            </w:tcMar>
+            <w:tcBorders>
+              <w:top w:val="single" w:sz="4" w:space="0" w:color="888888"/>
+              <w:bottom w:val="single" w:sz="4" w:space="0" w:color="888888"/>
+              <w:left w:val="single" w:sz="4" w:space="0" w:color="888888"/>
+              <w:right w:val="single" w:sz="4" w:space="0" w:color="888888"/>
+            </w:tcBorders>
           </w:tcPr>
           <w:p>
             <w:pPr>
               <w:spacing w:before="40" w:after="40"/>
-              <w:jc w:val="left"/>
             </w:pPr>
             <w:r>
               <w:rPr>
                 <w:rFonts w:ascii="Times New Roman" w:hAnsi="Times New Roman"/>
                 <w:b w:val="0"/>
-                <w:sz w:val="20"/>
+                <w:sz w:val="19"/>
               </w:rPr>
               <w:t>Dev Rana Kaila</w:t>
             </w:r>
@@ -98,18 +119,30 @@
         </w:tc>
         <w:tc>
           <w:tcPr>
-            <w:tcW w:type="dxa" w:w="3713"/>
+            <w:tcW w:type="dxa" w:w="2592"/>
+            <w:tcMar>
+              <w:top w:w="80" w:type="dxa"/>
+              <w:bottom w:w="80" w:type="dxa"/>
+              <w:left w:w="100" w:type="dxa"/>
+              <w:right w:w="100" w:type="dxa"/>
+            </w:tcMar>
+            <w:tcBorders>
+              <w:top w:val="single" w:sz="4" w:space="0" w:color="888888"/>
+              <w:bottom w:val="single" w:sz="4" w:space="0" w:color="888888"/>
+              <w:left w:val="single" w:sz="4" w:space="0" w:color="888888"/>
+              <w:right w:val="single" w:sz="4" w:space="0" w:color="888888"/>
+            </w:tcBorders>
+            <w:shd w:fill="F0F4F8"/>
           </w:tcPr>
           <w:p>
             <w:pPr>
               <w:spacing w:before="40" w:after="40"/>
-              <w:jc w:val="left"/>
             </w:pPr>
             <w:r>
               <w:rPr>
                 <w:rFonts w:ascii="Times New Roman" w:hAnsi="Times New Roman"/>
                 <w:b/>
-                <w:sz w:val="20"/>
+                <w:sz w:val="19"/>
               </w:rPr>
               <w:t>Roll Number</w:t>
             </w:r>
@@ -117,18 +150,29 @@
         </w:tc>
         <w:tc>
           <w:tcPr>
-            <w:tcW w:type="dxa" w:w="3713"/>
+            <w:tcW w:type="dxa" w:w="4464"/>
+            <w:tcMar>
+              <w:top w:w="80" w:type="dxa"/>
+              <w:bottom w:w="80" w:type="dxa"/>
+              <w:left w:w="100" w:type="dxa"/>
+              <w:right w:w="100" w:type="dxa"/>
+            </w:tcMar>
+            <w:tcBorders>
+              <w:top w:val="single" w:sz="4" w:space="0" w:color="888888"/>
+              <w:bottom w:val="single" w:sz="4" w:space="0" w:color="888888"/>
+              <w:left w:val="single" w:sz="4" w:space="0" w:color="888888"/>
+              <w:right w:val="single" w:sz="4" w:space="0" w:color="888888"/>
+            </w:tcBorders>
           </w:tcPr>
           <w:p>
             <w:pPr>
               <w:spacing w:before="40" w:after="40"/>
-              <w:jc w:val="left"/>
             </w:pPr>
             <w:r>
               <w:rPr>
                 <w:rFonts w:ascii="Times New Roman" w:hAnsi="Times New Roman"/>
                 <w:b w:val="0"/>
-                <w:sz w:val="20"/>
+                <w:sz w:val="19"/>
               </w:rPr>
               <w:t>2301531530023</w:t>
             </w:r>
@@ -138,18 +182,30 @@
       <w:tr>
         <w:tc>
           <w:tcPr>
-            <w:tcW w:type="dxa" w:w="3713"/>
+            <w:tcW w:type="dxa" w:w="2592"/>
+            <w:tcMar>
+              <w:top w:w="80" w:type="dxa"/>
+              <w:bottom w:w="80" w:type="dxa"/>
+              <w:left w:w="100" w:type="dxa"/>
+              <w:right w:w="100" w:type="dxa"/>
+            </w:tcMar>
+            <w:tcBorders>
+              <w:top w:val="single" w:sz="4" w:space="0" w:color="888888"/>
+              <w:bottom w:val="single" w:sz="4" w:space="0" w:color="888888"/>
+              <w:left w:val="single" w:sz="4" w:space="0" w:color="888888"/>
+              <w:right w:val="single" w:sz="4" w:space="0" w:color="888888"/>
+            </w:tcBorders>
+            <w:shd w:fill="F0F4F8"/>
           </w:tcPr>
           <w:p>
             <w:pPr>
               <w:spacing w:before="40" w:after="40"/>
-              <w:jc w:val="left"/>
             </w:pPr>
             <w:r>
               <w:rPr>
                 <w:rFonts w:ascii="Times New Roman" w:hAnsi="Times New Roman"/>
                 <w:b/>
-                <w:sz w:val="20"/>
+                <w:sz w:val="19"/>
               </w:rPr>
               <w:t>Branch / Semester</w:t>
             </w:r>
@@ -157,18 +213,29 @@
         </w:tc>
         <w:tc>
           <w:tcPr>
-            <w:tcW w:type="dxa" w:w="3713"/>
+            <w:tcW w:type="dxa" w:w="5184"/>
+            <w:tcMar>
+              <w:top w:w="80" w:type="dxa"/>
+              <w:bottom w:w="80" w:type="dxa"/>
+              <w:left w:w="100" w:type="dxa"/>
+              <w:right w:w="100" w:type="dxa"/>
+            </w:tcMar>
+            <w:tcBorders>
+              <w:top w:val="single" w:sz="4" w:space="0" w:color="888888"/>
+              <w:bottom w:val="single" w:sz="4" w:space="0" w:color="888888"/>
+              <w:left w:val="single" w:sz="4" w:space="0" w:color="888888"/>
+              <w:right w:val="single" w:sz="4" w:space="0" w:color="888888"/>
+            </w:tcBorders>
           </w:tcPr>
           <w:p>
             <w:pPr>
               <w:spacing w:before="40" w:after="40"/>
-              <w:jc w:val="left"/>
             </w:pPr>
             <w:r>
               <w:rPr>
                 <w:rFonts w:ascii="Times New Roman" w:hAnsi="Times New Roman"/>
                 <w:b w:val="0"/>
-                <w:sz w:val="20"/>
+                <w:sz w:val="19"/>
               </w:rPr>
               <w:t>B.Tech CSE (AIML) - Sem VII</w:t>
             </w:r>
@@ -176,18 +243,30 @@
         </w:tc>
         <w:tc>
           <w:tcPr>
-            <w:tcW w:type="dxa" w:w="3713"/>
+            <w:tcW w:type="dxa" w:w="2592"/>
+            <w:tcMar>
+              <w:top w:w="80" w:type="dxa"/>
+              <w:bottom w:w="80" w:type="dxa"/>
+              <w:left w:w="100" w:type="dxa"/>
+              <w:right w:w="100" w:type="dxa"/>
+            </w:tcMar>
+            <w:tcBorders>
+              <w:top w:val="single" w:sz="4" w:space="0" w:color="888888"/>
+              <w:bottom w:val="single" w:sz="4" w:space="0" w:color="888888"/>
+              <w:left w:val="single" w:sz="4" w:space="0" w:color="888888"/>
+              <w:right w:val="single" w:sz="4" w:space="0" w:color="888888"/>
+            </w:tcBorders>
+            <w:shd w:fill="F0F4F8"/>
           </w:tcPr>
           <w:p>
             <w:pPr>
               <w:spacing w:before="40" w:after="40"/>
-              <w:jc w:val="left"/>
             </w:pPr>
             <w:r>
               <w:rPr>
                 <w:rFonts w:ascii="Times New Roman" w:hAnsi="Times New Roman"/>
                 <w:b/>
-                <w:sz w:val="20"/>
+                <w:sz w:val="19"/>
               </w:rPr>
               <w:t>Section</w:t>
             </w:r>
@@ -195,18 +274,29 @@
         </w:tc>
         <w:tc>
           <w:tcPr>
-            <w:tcW w:type="dxa" w:w="3713"/>
+            <w:tcW w:type="dxa" w:w="4464"/>
+            <w:tcMar>
+              <w:top w:w="80" w:type="dxa"/>
+              <w:bottom w:w="80" w:type="dxa"/>
+              <w:left w:w="100" w:type="dxa"/>
+              <w:right w:w="100" w:type="dxa"/>
+            </w:tcMar>
+            <w:tcBorders>
+              <w:top w:val="single" w:sz="4" w:space="0" w:color="888888"/>
+              <w:bottom w:val="single" w:sz="4" w:space="0" w:color="888888"/>
+              <w:left w:val="single" w:sz="4" w:space="0" w:color="888888"/>
+              <w:right w:val="single" w:sz="4" w:space="0" w:color="888888"/>
+            </w:tcBorders>
           </w:tcPr>
           <w:p>
             <w:pPr>
               <w:spacing w:before="40" w:after="40"/>
-              <w:jc w:val="left"/>
             </w:pPr>
             <w:r>
               <w:rPr>
                 <w:rFonts w:ascii="Times New Roman" w:hAnsi="Times New Roman"/>
                 <w:b w:val="0"/>
-                <w:sz w:val="20"/>
+                <w:sz w:val="19"/>
               </w:rPr>
               <w:t>A</w:t>
             </w:r>
@@ -216,18 +306,30 @@
       <w:tr>
         <w:tc>
           <w:tcPr>
-            <w:tcW w:type="dxa" w:w="3713"/>
+            <w:tcW w:type="dxa" w:w="2592"/>
+            <w:tcMar>
+              <w:top w:w="80" w:type="dxa"/>
+              <w:bottom w:w="80" w:type="dxa"/>
+              <w:left w:w="100" w:type="dxa"/>
+              <w:right w:w="100" w:type="dxa"/>
+            </w:tcMar>
+            <w:tcBorders>
+              <w:top w:val="single" w:sz="4" w:space="0" w:color="888888"/>
+              <w:bottom w:val="single" w:sz="4" w:space="0" w:color="888888"/>
+              <w:left w:val="single" w:sz="4" w:space="0" w:color="888888"/>
+              <w:right w:val="single" w:sz="4" w:space="0" w:color="888888"/>
+            </w:tcBorders>
+            <w:shd w:fill="F0F4F8"/>
           </w:tcPr>
           <w:p>
             <w:pPr>
               <w:spacing w:before="40" w:after="40"/>
-              <w:jc w:val="left"/>
             </w:pPr>
             <w:r>
               <w:rPr>
                 <w:rFonts w:ascii="Times New Roman" w:hAnsi="Times New Roman"/>
                 <w:b/>
-                <w:sz w:val="20"/>
+                <w:sz w:val="19"/>
               </w:rPr>
               <w:t>Project Guide</w:t>
             </w:r>
@@ -235,18 +337,29 @@
         </w:tc>
         <w:tc>
           <w:tcPr>
-            <w:tcW w:type="dxa" w:w="3713"/>
+            <w:tcW w:type="dxa" w:w="5184"/>
+            <w:tcMar>
+              <w:top w:w="80" w:type="dxa"/>
+              <w:bottom w:w="80" w:type="dxa"/>
+              <w:left w:w="100" w:type="dxa"/>
+              <w:right w:w="100" w:type="dxa"/>
+            </w:tcMar>
+            <w:tcBorders>
+              <w:top w:val="single" w:sz="4" w:space="0" w:color="888888"/>
+              <w:bottom w:val="single" w:sz="4" w:space="0" w:color="888888"/>
+              <w:left w:val="single" w:sz="4" w:space="0" w:color="888888"/>
+              <w:right w:val="single" w:sz="4" w:space="0" w:color="888888"/>
+            </w:tcBorders>
           </w:tcPr>
           <w:p>
             <w:pPr>
               <w:spacing w:before="40" w:after="40"/>
-              <w:jc w:val="left"/>
             </w:pPr>
             <w:r>
               <w:rPr>
                 <w:rFonts w:ascii="Times New Roman" w:hAnsi="Times New Roman"/>
                 <w:b w:val="0"/>
-                <w:sz w:val="20"/>
+                <w:sz w:val="19"/>
               </w:rPr>
               <w:t>Dr. Devendra Gautam</w:t>
             </w:r>
@@ -254,18 +367,30 @@
         </w:tc>
         <w:tc>
           <w:tcPr>
-            <w:tcW w:type="dxa" w:w="3713"/>
+            <w:tcW w:type="dxa" w:w="2592"/>
+            <w:tcMar>
+              <w:top w:w="80" w:type="dxa"/>
+              <w:bottom w:w="80" w:type="dxa"/>
+              <w:left w:w="100" w:type="dxa"/>
+              <w:right w:w="100" w:type="dxa"/>
+            </w:tcMar>
+            <w:tcBorders>
+              <w:top w:val="single" w:sz="4" w:space="0" w:color="888888"/>
+              <w:bottom w:val="single" w:sz="4" w:space="0" w:color="888888"/>
+              <w:left w:val="single" w:sz="4" w:space="0" w:color="888888"/>
+              <w:right w:val="single" w:sz="4" w:space="0" w:color="888888"/>
+            </w:tcBorders>
+            <w:shd w:fill="F0F4F8"/>
           </w:tcPr>
           <w:p>
             <w:pPr>
               <w:spacing w:before="40" w:after="40"/>
-              <w:jc w:val="left"/>
             </w:pPr>
             <w:r>
               <w:rPr>
                 <w:rFonts w:ascii="Times New Roman" w:hAnsi="Times New Roman"/>
                 <w:b/>
-                <w:sz w:val="20"/>
+                <w:sz w:val="19"/>
               </w:rPr>
               <w:t>Designation</w:t>
             </w:r>
@@ -273,18 +398,29 @@
         </w:tc>
         <w:tc>
           <w:tcPr>
-            <w:tcW w:type="dxa" w:w="3713"/>
+            <w:tcW w:type="dxa" w:w="4464"/>
+            <w:tcMar>
+              <w:top w:w="80" w:type="dxa"/>
+              <w:bottom w:w="80" w:type="dxa"/>
+              <w:left w:w="100" w:type="dxa"/>
+              <w:right w:w="100" w:type="dxa"/>
+            </w:tcMar>
+            <w:tcBorders>
+              <w:top w:val="single" w:sz="4" w:space="0" w:color="888888"/>
+              <w:bottom w:val="single" w:sz="4" w:space="0" w:color="888888"/>
+              <w:left w:val="single" w:sz="4" w:space="0" w:color="888888"/>
+              <w:right w:val="single" w:sz="4" w:space="0" w:color="888888"/>
+            </w:tcBorders>
           </w:tcPr>
           <w:p>
             <w:pPr>
               <w:spacing w:before="40" w:after="40"/>
-              <w:jc w:val="left"/>
             </w:pPr>
             <w:r>
               <w:rPr>
                 <w:rFonts w:ascii="Times New Roman" w:hAnsi="Times New Roman"/>
                 <w:b w:val="0"/>
-                <w:sz w:val="20"/>
+                <w:sz w:val="19"/>
               </w:rPr>
               <w:t>Associate Professor, Dept. of CSE</w:t>
             </w:r>
@@ -294,18 +430,30 @@
       <w:tr>
         <w:tc>
           <w:tcPr>
-            <w:tcW w:type="dxa" w:w="3713"/>
+            <w:tcW w:type="dxa" w:w="2592"/>
+            <w:tcMar>
+              <w:top w:w="80" w:type="dxa"/>
+              <w:bottom w:w="80" w:type="dxa"/>
+              <w:left w:w="100" w:type="dxa"/>
+              <w:right w:w="100" w:type="dxa"/>
+            </w:tcMar>
+            <w:tcBorders>
+              <w:top w:val="single" w:sz="4" w:space="0" w:color="888888"/>
+              <w:bottom w:val="single" w:sz="4" w:space="0" w:color="888888"/>
+              <w:left w:val="single" w:sz="4" w:space="0" w:color="888888"/>
+              <w:right w:val="single" w:sz="4" w:space="0" w:color="888888"/>
+            </w:tcBorders>
+            <w:shd w:fill="F0F4F8"/>
           </w:tcPr>
           <w:p>
             <w:pPr>
               <w:spacing w:before="40" w:after="40"/>
-              <w:jc w:val="left"/>
             </w:pPr>
             <w:r>
               <w:rPr>
                 <w:rFonts w:ascii="Times New Roman" w:hAnsi="Times New Roman"/>
                 <w:b/>
-                <w:sz w:val="20"/>
+                <w:sz w:val="19"/>
               </w:rPr>
               <w:t>Project Title</w:t>
             </w:r>
@@ -313,18 +461,29 @@
         </w:tc>
         <w:tc>
           <w:tcPr>
-            <w:tcW w:type="dxa" w:w="3713"/>
+            <w:tcW w:type="dxa" w:w="5184"/>
+            <w:tcMar>
+              <w:top w:w="80" w:type="dxa"/>
+              <w:bottom w:w="80" w:type="dxa"/>
+              <w:left w:w="100" w:type="dxa"/>
+              <w:right w:w="100" w:type="dxa"/>
+            </w:tcMar>
+            <w:tcBorders>
+              <w:top w:val="single" w:sz="4" w:space="0" w:color="888888"/>
+              <w:bottom w:val="single" w:sz="4" w:space="0" w:color="888888"/>
+              <w:left w:val="single" w:sz="4" w:space="0" w:color="888888"/>
+              <w:right w:val="single" w:sz="4" w:space="0" w:color="888888"/>
+            </w:tcBorders>
           </w:tcPr>
           <w:p>
             <w:pPr>
               <w:spacing w:before="40" w:after="40"/>
-              <w:jc w:val="left"/>
             </w:pPr>
             <w:r>
               <w:rPr>
                 <w:rFonts w:ascii="Times New Roman" w:hAnsi="Times New Roman"/>
                 <w:b w:val="0"/>
-                <w:sz w:val="20"/>
+                <w:sz w:val="19"/>
               </w:rPr>
               <w:t>Dual-Stream Spatial and Frequency-Domain Deepfake Video Detection</w:t>
             </w:r>
@@ -332,36 +491,58 @@
         </w:tc>
         <w:tc>
           <w:tcPr>
-            <w:tcW w:type="dxa" w:w="3713"/>
+            <w:tcW w:type="dxa" w:w="2592"/>
+            <w:tcMar>
+              <w:top w:w="80" w:type="dxa"/>
+              <w:bottom w:w="80" w:type="dxa"/>
+              <w:left w:w="100" w:type="dxa"/>
+              <w:right w:w="100" w:type="dxa"/>
+            </w:tcMar>
+            <w:tcBorders>
+              <w:top w:val="single" w:sz="4" w:space="0" w:color="888888"/>
+              <w:bottom w:val="single" w:sz="4" w:space="0" w:color="888888"/>
+              <w:left w:val="single" w:sz="4" w:space="0" w:color="888888"/>
+              <w:right w:val="single" w:sz="4" w:space="0" w:color="888888"/>
+            </w:tcBorders>
           </w:tcPr>
           <w:p>
             <w:pPr>
               <w:spacing w:before="40" w:after="40"/>
-              <w:jc w:val="left"/>
             </w:pPr>
             <w:r>
               <w:rPr>
                 <w:rFonts w:ascii="Times New Roman" w:hAnsi="Times New Roman"/>
-                <w:b/>
-                <w:sz w:val="20"/>
+                <w:b w:val="0"/>
+                <w:sz w:val="19"/>
               </w:rPr>
             </w:r>
           </w:p>
         </w:tc>
         <w:tc>
           <w:tcPr>
-            <w:tcW w:type="dxa" w:w="3713"/>
+            <w:tcW w:type="dxa" w:w="4464"/>
+            <w:tcMar>
+              <w:top w:w="80" w:type="dxa"/>
+              <w:bottom w:w="80" w:type="dxa"/>
+              <w:left w:w="100" w:type="dxa"/>
+              <w:right w:w="100" w:type="dxa"/>
+            </w:tcMar>
+            <w:tcBorders>
+              <w:top w:val="single" w:sz="4" w:space="0" w:color="888888"/>
+              <w:bottom w:val="single" w:sz="4" w:space="0" w:color="888888"/>
+              <w:left w:val="single" w:sz="4" w:space="0" w:color="888888"/>
+              <w:right w:val="single" w:sz="4" w:space="0" w:color="888888"/>
+            </w:tcBorders>
           </w:tcPr>
           <w:p>
             <w:pPr>
               <w:spacing w:before="40" w:after="40"/>
-              <w:jc w:val="left"/>
             </w:pPr>
             <w:r>
               <w:rPr>
                 <w:rFonts w:ascii="Times New Roman" w:hAnsi="Times New Roman"/>
                 <w:b w:val="0"/>
-                <w:sz w:val="20"/>
+                <w:sz w:val="19"/>
               </w:rPr>
             </w:r>
           </w:p>
@@ -370,18 +551,30 @@
       <w:tr>
         <w:tc>
           <w:tcPr>
-            <w:tcW w:type="dxa" w:w="3713"/>
+            <w:tcW w:type="dxa" w:w="2592"/>
+            <w:tcMar>
+              <w:top w:w="80" w:type="dxa"/>
+              <w:bottom w:w="80" w:type="dxa"/>
+              <w:left w:w="100" w:type="dxa"/>
+              <w:right w:w="100" w:type="dxa"/>
+            </w:tcMar>
+            <w:tcBorders>
+              <w:top w:val="single" w:sz="4" w:space="0" w:color="888888"/>
+              <w:bottom w:val="single" w:sz="4" w:space="0" w:color="888888"/>
+              <w:left w:val="single" w:sz="4" w:space="0" w:color="888888"/>
+              <w:right w:val="single" w:sz="4" w:space="0" w:color="888888"/>
+            </w:tcBorders>
+            <w:shd w:fill="F0F4F8"/>
           </w:tcPr>
           <w:p>
             <w:pPr>
               <w:spacing w:before="40" w:after="40"/>
-              <w:jc w:val="left"/>
             </w:pPr>
             <w:r>
               <w:rPr>
                 <w:rFonts w:ascii="Times New Roman" w:hAnsi="Times New Roman"/>
                 <w:b/>
-                <w:sz w:val="20"/>
+                <w:sz w:val="19"/>
               </w:rPr>
               <w:t>GitHub</w:t>
             </w:r>
@@ -389,18 +582,29 @@
         </w:tc>
         <w:tc>
           <w:tcPr>
-            <w:tcW w:type="dxa" w:w="3713"/>
+            <w:tcW w:type="dxa" w:w="5184"/>
+            <w:tcMar>
+              <w:top w:w="80" w:type="dxa"/>
+              <w:bottom w:w="80" w:type="dxa"/>
+              <w:left w:w="100" w:type="dxa"/>
+              <w:right w:w="100" w:type="dxa"/>
+            </w:tcMar>
+            <w:tcBorders>
+              <w:top w:val="single" w:sz="4" w:space="0" w:color="888888"/>
+              <w:bottom w:val="single" w:sz="4" w:space="0" w:color="888888"/>
+              <w:left w:val="single" w:sz="4" w:space="0" w:color="888888"/>
+              <w:right w:val="single" w:sz="4" w:space="0" w:color="888888"/>
+            </w:tcBorders>
           </w:tcPr>
           <w:p>
             <w:pPr>
               <w:spacing w:before="40" w:after="40"/>
-              <w:jc w:val="left"/>
             </w:pPr>
             <w:r>
               <w:rPr>
                 <w:rFonts w:ascii="Times New Roman" w:hAnsi="Times New Roman"/>
                 <w:b w:val="0"/>
-                <w:sz w:val="20"/>
+                <w:sz w:val="19"/>
               </w:rPr>
               <w:t>github.com/DevRanaKaila/DeepGuard-AI</w:t>
             </w:r>
@@ -408,18 +612,30 @@
         </w:tc>
         <w:tc>
           <w:tcPr>
-            <w:tcW w:type="dxa" w:w="3713"/>
+            <w:tcW w:type="dxa" w:w="2592"/>
+            <w:tcMar>
+              <w:top w:w="80" w:type="dxa"/>
+              <w:bottom w:w="80" w:type="dxa"/>
+              <w:left w:w="100" w:type="dxa"/>
+              <w:right w:w="100" w:type="dxa"/>
+            </w:tcMar>
+            <w:tcBorders>
+              <w:top w:val="single" w:sz="4" w:space="0" w:color="888888"/>
+              <w:bottom w:val="single" w:sz="4" w:space="0" w:color="888888"/>
+              <w:left w:val="single" w:sz="4" w:space="0" w:color="888888"/>
+              <w:right w:val="single" w:sz="4" w:space="0" w:color="888888"/>
+            </w:tcBorders>
+            <w:shd w:fill="F0F4F8"/>
           </w:tcPr>
           <w:p>
             <w:pPr>
               <w:spacing w:before="40" w:after="40"/>
-              <w:jc w:val="left"/>
             </w:pPr>
             <w:r>
               <w:rPr>
                 <w:rFonts w:ascii="Times New Roman" w:hAnsi="Times New Roman"/>
                 <w:b/>
-                <w:sz w:val="20"/>
+                <w:sz w:val="19"/>
               </w:rPr>
               <w:t>College</w:t>
             </w:r>
@@ -427,18 +643,29 @@
         </w:tc>
         <w:tc>
           <w:tcPr>
-            <w:tcW w:type="dxa" w:w="3713"/>
+            <w:tcW w:type="dxa" w:w="4464"/>
+            <w:tcMar>
+              <w:top w:w="80" w:type="dxa"/>
+              <w:bottom w:w="80" w:type="dxa"/>
+              <w:left w:w="100" w:type="dxa"/>
+              <w:right w:w="100" w:type="dxa"/>
+            </w:tcMar>
+            <w:tcBorders>
+              <w:top w:val="single" w:sz="4" w:space="0" w:color="888888"/>
+              <w:bottom w:val="single" w:sz="4" w:space="0" w:color="888888"/>
+              <w:left w:val="single" w:sz="4" w:space="0" w:color="888888"/>
+              <w:right w:val="single" w:sz="4" w:space="0" w:color="888888"/>
+            </w:tcBorders>
           </w:tcPr>
           <w:p>
             <w:pPr>
               <w:spacing w:before="40" w:after="40"/>
-              <w:jc w:val="left"/>
             </w:pPr>
             <w:r>
               <w:rPr>
                 <w:rFonts w:ascii="Times New Roman" w:hAnsi="Times New Roman"/>
                 <w:b w:val="0"/>
-                <w:sz w:val="20"/>
+                <w:sz w:val="19"/>
               </w:rPr>
               <w:t>LIET, Greater Noida</w:t>
             </w:r>
@@ -446,68 +673,61 @@
         </w:tc>
       </w:tr>
     </w:tbl>
-    <w:p/>
     <w:p>
       <w:pPr>
-        <w:spacing w:before="80" w:after="160"/>
+        <w:spacing w:before="160" w:after="80"/>
         <w:jc w:val="center"/>
       </w:pPr>
       <w:r>
         <w:rPr>
           <w:rFonts w:ascii="Times New Roman" w:hAnsi="Times New Roman"/>
           <w:b/>
-          <w:sz w:val="24"/>
+          <w:sz w:val="22"/>
         </w:rPr>
         <w:t>Weekly Activity Log (Guide Signatures Required)</w:t>
       </w:r>
     </w:p>
     <w:tbl>
       <w:tblPr>
-        <w:tblStyle w:val="TableGrid"/>
         <w:tblW w:type="auto" w:w="0"/>
         <w:jc w:val="center"/>
         <w:tblLook w:firstColumn="1" w:firstRow="1" w:lastColumn="0" w:lastRow="0" w:noHBand="0" w:noVBand="1" w:val="04A0"/>
       </w:tblPr>
       <w:tblGrid>
-        <w:gridCol w:w="2476"/>
-        <w:gridCol w:w="2476"/>
-        <w:gridCol w:w="2476"/>
-        <w:gridCol w:w="2476"/>
-        <w:gridCol w:w="2476"/>
-        <w:gridCol w:w="2476"/>
+        <w:gridCol w:w="2993"/>
+        <w:gridCol w:w="2993"/>
+        <w:gridCol w:w="2993"/>
+        <w:gridCol w:w="2993"/>
+        <w:gridCol w:w="2993"/>
       </w:tblGrid>
       <w:tr>
         <w:tc>
           <w:tcPr>
-            <w:tcW w:type="dxa" w:w="1020"/>
+            <w:tcW w:type="dxa" w:w="2664"/>
+            <w:tcMar>
+              <w:top w:w="80" w:type="dxa"/>
+              <w:bottom w:w="80" w:type="dxa"/>
+              <w:left w:w="100" w:type="dxa"/>
+              <w:right w:w="100" w:type="dxa"/>
+            </w:tcMar>
+            <w:tcBorders>
+              <w:top w:val="single" w:sz="4" w:space="0" w:color="888888"/>
+              <w:bottom w:val="single" w:sz="4" w:space="0" w:color="888888"/>
+              <w:left w:val="single" w:sz="4" w:space="0" w:color="888888"/>
+              <w:right w:val="single" w:sz="4" w:space="0" w:color="888888"/>
+            </w:tcBorders>
+            <w:shd w:fill="E2E8F0"/>
           </w:tcPr>
           <w:p>
             <w:pPr>
+              <w:spacing w:before="60" w:after="60" w:line="252" w:lineRule="auto"/>
               <w:jc w:val="center"/>
             </w:pPr>
             <w:r>
               <w:rPr>
                 <w:rFonts w:ascii="Times New Roman" w:hAnsi="Times New Roman"/>
                 <w:b/>
-                <w:sz w:val="20"/>
-              </w:rPr>
-              <w:t>Week</w:t>
-            </w:r>
-          </w:p>
-        </w:tc>
-        <w:tc>
-          <w:tcPr>
-            <w:tcW w:type="dxa" w:w="1814"/>
-          </w:tcPr>
-          <w:p>
-            <w:pPr>
-              <w:jc w:val="center"/>
-            </w:pPr>
-            <w:r>
-              <w:rPr>
-                <w:rFonts w:ascii="Times New Roman" w:hAnsi="Times New Roman"/>
-                <w:b/>
-                <w:sz w:val="20"/>
+                <w:sz w:val="19"/>
               </w:rPr>
               <w:t>Date Range</w:t>
             </w:r>
@@ -515,17 +735,31 @@
         </w:tc>
         <w:tc>
           <w:tcPr>
-            <w:tcW w:type="dxa" w:w="1984"/>
+            <w:tcW w:type="dxa" w:w="2160"/>
+            <w:tcMar>
+              <w:top w:w="80" w:type="dxa"/>
+              <w:bottom w:w="80" w:type="dxa"/>
+              <w:left w:w="100" w:type="dxa"/>
+              <w:right w:w="100" w:type="dxa"/>
+            </w:tcMar>
+            <w:tcBorders>
+              <w:top w:val="single" w:sz="4" w:space="0" w:color="888888"/>
+              <w:bottom w:val="single" w:sz="4" w:space="0" w:color="888888"/>
+              <w:left w:val="single" w:sz="4" w:space="0" w:color="888888"/>
+              <w:right w:val="single" w:sz="4" w:space="0" w:color="888888"/>
+            </w:tcBorders>
+            <w:shd w:fill="E2E8F0"/>
           </w:tcPr>
           <w:p>
             <w:pPr>
+              <w:spacing w:before="60" w:after="60" w:line="252" w:lineRule="auto"/>
               <w:jc w:val="center"/>
             </w:pPr>
             <w:r>
               <w:rPr>
                 <w:rFonts w:ascii="Times New Roman" w:hAnsi="Times New Roman"/>
                 <w:b/>
-                <w:sz w:val="20"/>
+                <w:sz w:val="19"/>
               </w:rPr>
               <w:t>Phase / Milestone</w:t>
             </w:r>
@@ -533,17 +767,31 @@
         </w:tc>
         <w:tc>
           <w:tcPr>
-            <w:tcW w:type="dxa" w:w="5953"/>
+            <w:tcW w:type="dxa" w:w="7128"/>
+            <w:tcMar>
+              <w:top w:w="80" w:type="dxa"/>
+              <w:bottom w:w="80" w:type="dxa"/>
+              <w:left w:w="100" w:type="dxa"/>
+              <w:right w:w="100" w:type="dxa"/>
+            </w:tcMar>
+            <w:tcBorders>
+              <w:top w:val="single" w:sz="4" w:space="0" w:color="888888"/>
+              <w:bottom w:val="single" w:sz="4" w:space="0" w:color="888888"/>
+              <w:left w:val="single" w:sz="4" w:space="0" w:color="888888"/>
+              <w:right w:val="single" w:sz="4" w:space="0" w:color="888888"/>
+            </w:tcBorders>
+            <w:shd w:fill="E2E8F0"/>
           </w:tcPr>
           <w:p>
             <w:pPr>
+              <w:spacing w:before="60" w:after="60" w:line="252" w:lineRule="auto"/>
               <w:jc w:val="center"/>
             </w:pPr>
             <w:r>
               <w:rPr>
                 <w:rFonts w:ascii="Times New Roman" w:hAnsi="Times New Roman"/>
                 <w:b/>
-                <w:sz w:val="20"/>
+                <w:sz w:val="19"/>
               </w:rPr>
               <w:t>Activities &amp; Deliverables</w:t>
             </w:r>
@@ -551,17 +799,31 @@
         </w:tc>
         <w:tc>
           <w:tcPr>
-            <w:tcW w:type="dxa" w:w="1247"/>
+            <w:tcW w:type="dxa" w:w="1296"/>
+            <w:tcMar>
+              <w:top w:w="80" w:type="dxa"/>
+              <w:bottom w:w="80" w:type="dxa"/>
+              <w:left w:w="100" w:type="dxa"/>
+              <w:right w:w="100" w:type="dxa"/>
+            </w:tcMar>
+            <w:tcBorders>
+              <w:top w:val="single" w:sz="4" w:space="0" w:color="888888"/>
+              <w:bottom w:val="single" w:sz="4" w:space="0" w:color="888888"/>
+              <w:left w:val="single" w:sz="4" w:space="0" w:color="888888"/>
+              <w:right w:val="single" w:sz="4" w:space="0" w:color="888888"/>
+            </w:tcBorders>
+            <w:shd w:fill="E2E8F0"/>
           </w:tcPr>
           <w:p>
             <w:pPr>
+              <w:spacing w:before="60" w:after="60" w:line="252" w:lineRule="auto"/>
               <w:jc w:val="center"/>
             </w:pPr>
             <w:r>
               <w:rPr>
                 <w:rFonts w:ascii="Times New Roman" w:hAnsi="Times New Roman"/>
                 <w:b/>
-                <w:sz w:val="20"/>
+                <w:sz w:val="19"/>
               </w:rPr>
               <w:t>Status</w:t>
             </w:r>
@@ -569,17 +831,31 @@
         </w:tc>
         <w:tc>
           <w:tcPr>
-            <w:tcW w:type="dxa" w:w="1701"/>
+            <w:tcW w:type="dxa" w:w="1584"/>
+            <w:tcMar>
+              <w:top w:w="80" w:type="dxa"/>
+              <w:bottom w:w="80" w:type="dxa"/>
+              <w:left w:w="100" w:type="dxa"/>
+              <w:right w:w="100" w:type="dxa"/>
+            </w:tcMar>
+            <w:tcBorders>
+              <w:top w:val="single" w:sz="4" w:space="0" w:color="888888"/>
+              <w:bottom w:val="single" w:sz="4" w:space="0" w:color="888888"/>
+              <w:left w:val="single" w:sz="4" w:space="0" w:color="888888"/>
+              <w:right w:val="single" w:sz="4" w:space="0" w:color="888888"/>
+            </w:tcBorders>
+            <w:shd w:fill="E2E8F0"/>
           </w:tcPr>
           <w:p>
             <w:pPr>
+              <w:spacing w:before="60" w:after="60" w:line="252" w:lineRule="auto"/>
               <w:jc w:val="center"/>
             </w:pPr>
             <w:r>
               <w:rPr>
                 <w:rFonts w:ascii="Times New Roman" w:hAnsi="Times New Roman"/>
                 <w:b/>
-                <w:sz w:val="20"/>
+                <w:sz w:val="19"/>
               </w:rPr>
               <w:t>Guide Signature</w:t>
             </w:r>
@@ -589,54 +865,61 @@
       <w:tr>
         <w:tc>
           <w:tcPr>
-            <w:tcW w:type="dxa" w:w="1020"/>
+            <w:tcW w:type="dxa" w:w="2664"/>
+            <w:tcMar>
+              <w:top w:w="80" w:type="dxa"/>
+              <w:bottom w:w="80" w:type="dxa"/>
+              <w:left w:w="100" w:type="dxa"/>
+              <w:right w:w="100" w:type="dxa"/>
+            </w:tcMar>
+            <w:tcBorders>
+              <w:top w:val="single" w:sz="4" w:space="0" w:color="888888"/>
+              <w:bottom w:val="single" w:sz="4" w:space="0" w:color="888888"/>
+              <w:left w:val="single" w:sz="4" w:space="0" w:color="888888"/>
+              <w:right w:val="single" w:sz="4" w:space="0" w:color="888888"/>
+            </w:tcBorders>
           </w:tcPr>
           <w:p>
             <w:pPr>
-              <w:spacing w:before="40" w:after="40"/>
+              <w:spacing w:before="60" w:after="60" w:line="252" w:lineRule="auto"/>
               <w:jc w:val="center"/>
             </w:pPr>
             <w:r>
               <w:rPr>
                 <w:rFonts w:ascii="Times New Roman" w:hAnsi="Times New Roman"/>
-                <w:b/>
-                <w:sz w:val="18"/>
+                <w:b w:val="0"/>
+                <w:sz w:val="17"/>
               </w:rPr>
-              <w:t>Week 1</w:t>
+              <w:t>06/09/2026 – 12/09/2026</w:t>
             </w:r>
           </w:p>
         </w:tc>
         <w:tc>
           <w:tcPr>
-            <w:tcW w:type="dxa" w:w="1814"/>
+            <w:tcW w:type="dxa" w:w="2160"/>
+            <w:tcMar>
+              <w:top w:w="80" w:type="dxa"/>
+              <w:bottom w:w="80" w:type="dxa"/>
+              <w:left w:w="100" w:type="dxa"/>
+              <w:right w:w="100" w:type="dxa"/>
+            </w:tcMar>
+            <w:tcBorders>
+              <w:top w:val="single" w:sz="4" w:space="0" w:color="888888"/>
+              <w:bottom w:val="single" w:sz="4" w:space="0" w:color="888888"/>
+              <w:left w:val="single" w:sz="4" w:space="0" w:color="888888"/>
+              <w:right w:val="single" w:sz="4" w:space="0" w:color="888888"/>
+            </w:tcBorders>
           </w:tcPr>
           <w:p>
             <w:pPr>
-              <w:spacing w:before="40" w:after="40"/>
+              <w:spacing w:before="60" w:after="60" w:line="252" w:lineRule="auto"/>
               <w:jc w:val="left"/>
             </w:pPr>
             <w:r>
               <w:rPr>
                 <w:rFonts w:ascii="Times New Roman" w:hAnsi="Times New Roman"/>
-                <w:sz w:val="18"/>
-              </w:rPr>
-              <w:t>Sep 01-07, 2026</w:t>
-            </w:r>
-          </w:p>
-        </w:tc>
-        <w:tc>
-          <w:tcPr>
-            <w:tcW w:type="dxa" w:w="1984"/>
-          </w:tcPr>
-          <w:p>
-            <w:pPr>
-              <w:spacing w:before="40" w:after="40"/>
-              <w:jc w:val="left"/>
-            </w:pPr>
-            <w:r>
-              <w:rPr>
-                <w:rFonts w:ascii="Times New Roman" w:hAnsi="Times New Roman"/>
-                <w:sz w:val="18"/>
+                <w:b/>
+                <w:sz w:val="17"/>
               </w:rPr>
               <w:t>Topic Finalisation &amp; Literature Study</w:t>
             </w:r>
@@ -644,35 +927,62 @@
         </w:tc>
         <w:tc>
           <w:tcPr>
-            <w:tcW w:type="dxa" w:w="5953"/>
+            <w:tcW w:type="dxa" w:w="7128"/>
+            <w:tcMar>
+              <w:top w:w="80" w:type="dxa"/>
+              <w:bottom w:w="80" w:type="dxa"/>
+              <w:left w:w="100" w:type="dxa"/>
+              <w:right w:w="100" w:type="dxa"/>
+            </w:tcMar>
+            <w:tcBorders>
+              <w:top w:val="single" w:sz="4" w:space="0" w:color="888888"/>
+              <w:bottom w:val="single" w:sz="4" w:space="0" w:color="888888"/>
+              <w:left w:val="single" w:sz="4" w:space="0" w:color="888888"/>
+              <w:right w:val="single" w:sz="4" w:space="0" w:color="888888"/>
+            </w:tcBorders>
           </w:tcPr>
           <w:p>
             <w:pPr>
-              <w:spacing w:before="40" w:after="40"/>
+              <w:spacing w:before="60" w:after="60" w:line="252" w:lineRule="auto"/>
               <w:jc w:val="left"/>
             </w:pPr>
             <w:r>
               <w:rPr>
                 <w:rFonts w:ascii="Times New Roman" w:hAnsi="Times New Roman"/>
-                <w:sz w:val="18"/>
+                <w:b w:val="0"/>
+                <w:sz w:val="17"/>
               </w:rPr>
-              <w:t>Finalised project topic on deepfake detection. Studied 8 research papers (Rossler, Frank, Qian, Afchar, Li, Tan, Selvaraju, Durall). Identified FaceForensics++ and Celeb-DF v2 as benchmark datasets. Set up Python environment: PyTorch, timm, OpenCV, Streamlit.</w:t>
+              <w:t>Finalised project topic on deepfake detection. Studied 8 research papers (Rossler, Frank, Qian, Afchar, Li, Tan, Selvaraju, Durall). Identified FaceForensics++ and Celeb-DF v2 as benchmark datasets. Set up Python environment: PyTorch 2.0+, timm, OpenCV, SciPy, Streamlit.</w:t>
             </w:r>
           </w:p>
         </w:tc>
         <w:tc>
           <w:tcPr>
-            <w:tcW w:type="dxa" w:w="1247"/>
+            <w:tcW w:type="dxa" w:w="1296"/>
+            <w:tcMar>
+              <w:top w:w="80" w:type="dxa"/>
+              <w:bottom w:w="80" w:type="dxa"/>
+              <w:left w:w="100" w:type="dxa"/>
+              <w:right w:w="100" w:type="dxa"/>
+            </w:tcMar>
+            <w:tcBorders>
+              <w:top w:val="single" w:sz="4" w:space="0" w:color="888888"/>
+              <w:bottom w:val="single" w:sz="4" w:space="0" w:color="888888"/>
+              <w:left w:val="single" w:sz="4" w:space="0" w:color="888888"/>
+              <w:right w:val="single" w:sz="4" w:space="0" w:color="888888"/>
+            </w:tcBorders>
           </w:tcPr>
           <w:p>
             <w:pPr>
-              <w:spacing w:before="40" w:after="40"/>
+              <w:spacing w:before="60" w:after="60" w:line="252" w:lineRule="auto"/>
               <w:jc w:val="center"/>
             </w:pPr>
             <w:r>
               <w:rPr>
                 <w:rFonts w:ascii="Times New Roman" w:hAnsi="Times New Roman"/>
-                <w:sz w:val="18"/>
+                <w:b w:val="0"/>
+                <w:color w:val="008000"/>
+                <w:sz w:val="17"/>
               </w:rPr>
               <w:t>Completed</w:t>
             </w:r>
@@ -680,62 +990,93 @@
         </w:tc>
         <w:tc>
           <w:tcPr>
-            <w:tcW w:type="dxa" w:w="2476"/>
+            <w:tcW w:type="dxa" w:w="1584"/>
+            <w:tcMar>
+              <w:top w:w="80" w:type="dxa"/>
+              <w:bottom w:w="80" w:type="dxa"/>
+              <w:left w:w="100" w:type="dxa"/>
+              <w:right w:w="100" w:type="dxa"/>
+            </w:tcMar>
+            <w:tcBorders>
+              <w:top w:val="single" w:sz="4" w:space="0" w:color="888888"/>
+              <w:bottom w:val="single" w:sz="4" w:space="0" w:color="888888"/>
+              <w:left w:val="single" w:sz="4" w:space="0" w:color="888888"/>
+              <w:right w:val="single" w:sz="4" w:space="0" w:color="888888"/>
+            </w:tcBorders>
           </w:tcPr>
-          <w:p/>
+          <w:p>
+            <w:pPr>
+              <w:spacing w:before="60" w:after="60" w:line="252" w:lineRule="auto"/>
+              <w:jc w:val="center"/>
+            </w:pPr>
+            <w:r>
+              <w:rPr>
+                <w:rFonts w:ascii="Times New Roman" w:hAnsi="Times New Roman"/>
+                <w:b w:val="0"/>
+                <w:sz w:val="17"/>
+              </w:rPr>
+            </w:r>
+          </w:p>
         </w:tc>
       </w:tr>
       <w:tr>
         <w:tc>
           <w:tcPr>
-            <w:tcW w:type="dxa" w:w="1020"/>
+            <w:tcW w:type="dxa" w:w="2664"/>
+            <w:tcMar>
+              <w:top w:w="80" w:type="dxa"/>
+              <w:bottom w:w="80" w:type="dxa"/>
+              <w:left w:w="100" w:type="dxa"/>
+              <w:right w:w="100" w:type="dxa"/>
+            </w:tcMar>
+            <w:tcBorders>
+              <w:top w:val="single" w:sz="4" w:space="0" w:color="888888"/>
+              <w:bottom w:val="single" w:sz="4" w:space="0" w:color="888888"/>
+              <w:left w:val="single" w:sz="4" w:space="0" w:color="888888"/>
+              <w:right w:val="single" w:sz="4" w:space="0" w:color="888888"/>
+            </w:tcBorders>
           </w:tcPr>
           <w:p>
             <w:pPr>
-              <w:spacing w:before="40" w:after="40"/>
+              <w:spacing w:before="60" w:after="60" w:line="252" w:lineRule="auto"/>
               <w:jc w:val="center"/>
             </w:pPr>
             <w:r>
               <w:rPr>
                 <w:rFonts w:ascii="Times New Roman" w:hAnsi="Times New Roman"/>
-                <w:b/>
-                <w:sz w:val="18"/>
+                <w:b w:val="0"/>
+                <w:sz w:val="17"/>
               </w:rPr>
-              <w:t>Week 2</w:t>
+              <w:t>13/09/2026 – 19/09/2026</w:t>
             </w:r>
           </w:p>
         </w:tc>
         <w:tc>
           <w:tcPr>
-            <w:tcW w:type="dxa" w:w="1814"/>
+            <w:tcW w:type="dxa" w:w="2160"/>
+            <w:tcMar>
+              <w:top w:w="80" w:type="dxa"/>
+              <w:bottom w:w="80" w:type="dxa"/>
+              <w:left w:w="100" w:type="dxa"/>
+              <w:right w:w="100" w:type="dxa"/>
+            </w:tcMar>
+            <w:tcBorders>
+              <w:top w:val="single" w:sz="4" w:space="0" w:color="888888"/>
+              <w:bottom w:val="single" w:sz="4" w:space="0" w:color="888888"/>
+              <w:left w:val="single" w:sz="4" w:space="0" w:color="888888"/>
+              <w:right w:val="single" w:sz="4" w:space="0" w:color="888888"/>
+            </w:tcBorders>
           </w:tcPr>
           <w:p>
             <w:pPr>
-              <w:spacing w:before="40" w:after="40"/>
+              <w:spacing w:before="60" w:after="60" w:line="252" w:lineRule="auto"/>
               <w:jc w:val="left"/>
             </w:pPr>
             <w:r>
               <w:rPr>
                 <w:rFonts w:ascii="Times New Roman" w:hAnsi="Times New Roman"/>
-                <w:sz w:val="18"/>
-              </w:rPr>
-              <w:t>Sep 08-14, 2026</w:t>
-            </w:r>
-          </w:p>
-        </w:tc>
-        <w:tc>
-          <w:tcPr>
-            <w:tcW w:type="dxa" w:w="1984"/>
-          </w:tcPr>
-          <w:p>
-            <w:pPr>
-              <w:spacing w:before="40" w:after="40"/>
-              <w:jc w:val="left"/>
-            </w:pPr>
-            <w:r>
-              <w:rPr>
-                <w:rFonts w:ascii="Times New Roman" w:hAnsi="Times New Roman"/>
-                <w:sz w:val="18"/>
+                <w:b/>
+                <w:sz w:val="17"/>
               </w:rPr>
               <w:t>Synopsis Preparation</w:t>
             </w:r>
@@ -743,17 +1084,30 @@
         </w:tc>
         <w:tc>
           <w:tcPr>
-            <w:tcW w:type="dxa" w:w="5953"/>
+            <w:tcW w:type="dxa" w:w="7128"/>
+            <w:tcMar>
+              <w:top w:w="80" w:type="dxa"/>
+              <w:bottom w:w="80" w:type="dxa"/>
+              <w:left w:w="100" w:type="dxa"/>
+              <w:right w:w="100" w:type="dxa"/>
+            </w:tcMar>
+            <w:tcBorders>
+              <w:top w:val="single" w:sz="4" w:space="0" w:color="888888"/>
+              <w:bottom w:val="single" w:sz="4" w:space="0" w:color="888888"/>
+              <w:left w:val="single" w:sz="4" w:space="0" w:color="888888"/>
+              <w:right w:val="single" w:sz="4" w:space="0" w:color="888888"/>
+            </w:tcBorders>
           </w:tcPr>
           <w:p>
             <w:pPr>
-              <w:spacing w:before="40" w:after="40"/>
+              <w:spacing w:before="60" w:after="60" w:line="252" w:lineRule="auto"/>
               <w:jc w:val="left"/>
             </w:pPr>
             <w:r>
               <w:rPr>
                 <w:rFonts w:ascii="Times New Roman" w:hAnsi="Times New Roman"/>
-                <w:sz w:val="18"/>
+                <w:b w:val="0"/>
+                <w:sz w:val="17"/>
               </w:rPr>
               <w:t>Prepared formal MINI PROJECT SYNOPSIS in LIET-prescribed format. Defined 6 project objectives. Drafted Literature Survey, Work Plan, Hardware/Software requirements. Submitted draft to Dr. Devendra Gautam for review.</w:t>
             </w:r>
@@ -761,17 +1115,31 @@
         </w:tc>
         <w:tc>
           <w:tcPr>
-            <w:tcW w:type="dxa" w:w="1247"/>
+            <w:tcW w:type="dxa" w:w="1296"/>
+            <w:tcMar>
+              <w:top w:w="80" w:type="dxa"/>
+              <w:bottom w:w="80" w:type="dxa"/>
+              <w:left w:w="100" w:type="dxa"/>
+              <w:right w:w="100" w:type="dxa"/>
+            </w:tcMar>
+            <w:tcBorders>
+              <w:top w:val="single" w:sz="4" w:space="0" w:color="888888"/>
+              <w:bottom w:val="single" w:sz="4" w:space="0" w:color="888888"/>
+              <w:left w:val="single" w:sz="4" w:space="0" w:color="888888"/>
+              <w:right w:val="single" w:sz="4" w:space="0" w:color="888888"/>
+            </w:tcBorders>
           </w:tcPr>
           <w:p>
             <w:pPr>
-              <w:spacing w:before="40" w:after="40"/>
+              <w:spacing w:before="60" w:after="60" w:line="252" w:lineRule="auto"/>
               <w:jc w:val="center"/>
             </w:pPr>
             <w:r>
               <w:rPr>
                 <w:rFonts w:ascii="Times New Roman" w:hAnsi="Times New Roman"/>
-                <w:sz w:val="18"/>
+                <w:b w:val="0"/>
+                <w:color w:val="008000"/>
+                <w:sz w:val="17"/>
               </w:rPr>
               <w:t>Completed</w:t>
             </w:r>
@@ -779,62 +1147,93 @@
         </w:tc>
         <w:tc>
           <w:tcPr>
-            <w:tcW w:type="dxa" w:w="2476"/>
+            <w:tcW w:type="dxa" w:w="1584"/>
+            <w:tcMar>
+              <w:top w:w="80" w:type="dxa"/>
+              <w:bottom w:w="80" w:type="dxa"/>
+              <w:left w:w="100" w:type="dxa"/>
+              <w:right w:w="100" w:type="dxa"/>
+            </w:tcMar>
+            <w:tcBorders>
+              <w:top w:val="single" w:sz="4" w:space="0" w:color="888888"/>
+              <w:bottom w:val="single" w:sz="4" w:space="0" w:color="888888"/>
+              <w:left w:val="single" w:sz="4" w:space="0" w:color="888888"/>
+              <w:right w:val="single" w:sz="4" w:space="0" w:color="888888"/>
+            </w:tcBorders>
           </w:tcPr>
-          <w:p/>
+          <w:p>
+            <w:pPr>
+              <w:spacing w:before="60" w:after="60" w:line="252" w:lineRule="auto"/>
+              <w:jc w:val="center"/>
+            </w:pPr>
+            <w:r>
+              <w:rPr>
+                <w:rFonts w:ascii="Times New Roman" w:hAnsi="Times New Roman"/>
+                <w:b w:val="0"/>
+                <w:sz w:val="17"/>
+              </w:rPr>
+            </w:r>
+          </w:p>
         </w:tc>
       </w:tr>
       <w:tr>
         <w:tc>
           <w:tcPr>
-            <w:tcW w:type="dxa" w:w="1020"/>
+            <w:tcW w:type="dxa" w:w="2664"/>
+            <w:tcMar>
+              <w:top w:w="80" w:type="dxa"/>
+              <w:bottom w:w="80" w:type="dxa"/>
+              <w:left w:w="100" w:type="dxa"/>
+              <w:right w:w="100" w:type="dxa"/>
+            </w:tcMar>
+            <w:tcBorders>
+              <w:top w:val="single" w:sz="4" w:space="0" w:color="888888"/>
+              <w:bottom w:val="single" w:sz="4" w:space="0" w:color="888888"/>
+              <w:left w:val="single" w:sz="4" w:space="0" w:color="888888"/>
+              <w:right w:val="single" w:sz="4" w:space="0" w:color="888888"/>
+            </w:tcBorders>
           </w:tcPr>
           <w:p>
             <w:pPr>
-              <w:spacing w:before="40" w:after="40"/>
+              <w:spacing w:before="60" w:after="60" w:line="252" w:lineRule="auto"/>
               <w:jc w:val="center"/>
             </w:pPr>
             <w:r>
               <w:rPr>
                 <w:rFonts w:ascii="Times New Roman" w:hAnsi="Times New Roman"/>
-                <w:b/>
-                <w:sz w:val="18"/>
+                <w:b w:val="0"/>
+                <w:sz w:val="17"/>
               </w:rPr>
-              <w:t>Week 3</w:t>
+              <w:t>20/09/2026 – 26/09/2026</w:t>
             </w:r>
           </w:p>
         </w:tc>
         <w:tc>
           <w:tcPr>
-            <w:tcW w:type="dxa" w:w="1814"/>
+            <w:tcW w:type="dxa" w:w="2160"/>
+            <w:tcMar>
+              <w:top w:w="80" w:type="dxa"/>
+              <w:bottom w:w="80" w:type="dxa"/>
+              <w:left w:w="100" w:type="dxa"/>
+              <w:right w:w="100" w:type="dxa"/>
+            </w:tcMar>
+            <w:tcBorders>
+              <w:top w:val="single" w:sz="4" w:space="0" w:color="888888"/>
+              <w:bottom w:val="single" w:sz="4" w:space="0" w:color="888888"/>
+              <w:left w:val="single" w:sz="4" w:space="0" w:color="888888"/>
+              <w:right w:val="single" w:sz="4" w:space="0" w:color="888888"/>
+            </w:tcBorders>
           </w:tcPr>
           <w:p>
             <w:pPr>
-              <w:spacing w:before="40" w:after="40"/>
+              <w:spacing w:before="60" w:after="60" w:line="252" w:lineRule="auto"/>
               <w:jc w:val="left"/>
             </w:pPr>
             <w:r>
               <w:rPr>
                 <w:rFonts w:ascii="Times New Roman" w:hAnsi="Times New Roman"/>
-                <w:sz w:val="18"/>
-              </w:rPr>
-              <w:t>Sep 15-21, 2026</w:t>
-            </w:r>
-          </w:p>
-        </w:tc>
-        <w:tc>
-          <w:tcPr>
-            <w:tcW w:type="dxa" w:w="1984"/>
-          </w:tcPr>
-          <w:p>
-            <w:pPr>
-              <w:spacing w:before="40" w:after="40"/>
-              <w:jc w:val="left"/>
-            </w:pPr>
-            <w:r>
-              <w:rPr>
-                <w:rFonts w:ascii="Times New Roman" w:hAnsi="Times New Roman"/>
-                <w:sz w:val="18"/>
+                <w:b/>
+                <w:sz w:val="17"/>
               </w:rPr>
               <w:t>Synopsis Approval &amp; Architecture Design</w:t>
             </w:r>
@@ -842,35 +1241,62 @@
         </w:tc>
         <w:tc>
           <w:tcPr>
-            <w:tcW w:type="dxa" w:w="5953"/>
+            <w:tcW w:type="dxa" w:w="7128"/>
+            <w:tcMar>
+              <w:top w:w="80" w:type="dxa"/>
+              <w:bottom w:w="80" w:type="dxa"/>
+              <w:left w:w="100" w:type="dxa"/>
+              <w:right w:w="100" w:type="dxa"/>
+            </w:tcMar>
+            <w:tcBorders>
+              <w:top w:val="single" w:sz="4" w:space="0" w:color="888888"/>
+              <w:bottom w:val="single" w:sz="4" w:space="0" w:color="888888"/>
+              <w:left w:val="single" w:sz="4" w:space="0" w:color="888888"/>
+              <w:right w:val="single" w:sz="4" w:space="0" w:color="888888"/>
+            </w:tcBorders>
           </w:tcPr>
           <w:p>
             <w:pPr>
-              <w:spacing w:before="40" w:after="40"/>
+              <w:spacing w:before="60" w:after="60" w:line="252" w:lineRule="auto"/>
               <w:jc w:val="left"/>
             </w:pPr>
             <w:r>
               <w:rPr>
                 <w:rFonts w:ascii="Times New Roman" w:hAnsi="Times New Roman"/>
-                <w:sz w:val="18"/>
+                <w:b w:val="0"/>
+                <w:sz w:val="17"/>
               </w:rPr>
-              <w:t>Incorporated mentor feedback. Received synopsis approval. Designed dual-stream pipeline diagram, DFD Level-0 and Level-1. Created GitHub repository: github.com/DevRanaKaila/DeepGuard-AI. Initial commit with project structure.</w:t>
+              <w:t>Incorporated mentor feedback. Received synopsis approval. Designed dual-stream pipeline diagram, DFD Level-0 and Level-1. Initialized GitHub repository: github.com/DevRanaKaila/DeepGuard-AI. Initial commit with project structure.</w:t>
             </w:r>
           </w:p>
         </w:tc>
         <w:tc>
           <w:tcPr>
-            <w:tcW w:type="dxa" w:w="1247"/>
+            <w:tcW w:type="dxa" w:w="1296"/>
+            <w:tcMar>
+              <w:top w:w="80" w:type="dxa"/>
+              <w:bottom w:w="80" w:type="dxa"/>
+              <w:left w:w="100" w:type="dxa"/>
+              <w:right w:w="100" w:type="dxa"/>
+            </w:tcMar>
+            <w:tcBorders>
+              <w:top w:val="single" w:sz="4" w:space="0" w:color="888888"/>
+              <w:bottom w:val="single" w:sz="4" w:space="0" w:color="888888"/>
+              <w:left w:val="single" w:sz="4" w:space="0" w:color="888888"/>
+              <w:right w:val="single" w:sz="4" w:space="0" w:color="888888"/>
+            </w:tcBorders>
           </w:tcPr>
           <w:p>
             <w:pPr>
-              <w:spacing w:before="40" w:after="40"/>
+              <w:spacing w:before="60" w:after="60" w:line="252" w:lineRule="auto"/>
               <w:jc w:val="center"/>
             </w:pPr>
             <w:r>
               <w:rPr>
                 <w:rFonts w:ascii="Times New Roman" w:hAnsi="Times New Roman"/>
-                <w:sz w:val="18"/>
+                <w:b w:val="0"/>
+                <w:color w:val="008000"/>
+                <w:sz w:val="17"/>
               </w:rPr>
               <w:t>Completed</w:t>
             </w:r>
@@ -878,62 +1304,93 @@
         </w:tc>
         <w:tc>
           <w:tcPr>
-            <w:tcW w:type="dxa" w:w="2476"/>
+            <w:tcW w:type="dxa" w:w="1584"/>
+            <w:tcMar>
+              <w:top w:w="80" w:type="dxa"/>
+              <w:bottom w:w="80" w:type="dxa"/>
+              <w:left w:w="100" w:type="dxa"/>
+              <w:right w:w="100" w:type="dxa"/>
+            </w:tcMar>
+            <w:tcBorders>
+              <w:top w:val="single" w:sz="4" w:space="0" w:color="888888"/>
+              <w:bottom w:val="single" w:sz="4" w:space="0" w:color="888888"/>
+              <w:left w:val="single" w:sz="4" w:space="0" w:color="888888"/>
+              <w:right w:val="single" w:sz="4" w:space="0" w:color="888888"/>
+            </w:tcBorders>
           </w:tcPr>
-          <w:p/>
+          <w:p>
+            <w:pPr>
+              <w:spacing w:before="60" w:after="60" w:line="252" w:lineRule="auto"/>
+              <w:jc w:val="center"/>
+            </w:pPr>
+            <w:r>
+              <w:rPr>
+                <w:rFonts w:ascii="Times New Roman" w:hAnsi="Times New Roman"/>
+                <w:b w:val="0"/>
+                <w:sz w:val="17"/>
+              </w:rPr>
+            </w:r>
+          </w:p>
         </w:tc>
       </w:tr>
       <w:tr>
         <w:tc>
           <w:tcPr>
-            <w:tcW w:type="dxa" w:w="1020"/>
+            <w:tcW w:type="dxa" w:w="2664"/>
+            <w:tcMar>
+              <w:top w:w="80" w:type="dxa"/>
+              <w:bottom w:w="80" w:type="dxa"/>
+              <w:left w:w="100" w:type="dxa"/>
+              <w:right w:w="100" w:type="dxa"/>
+            </w:tcMar>
+            <w:tcBorders>
+              <w:top w:val="single" w:sz="4" w:space="0" w:color="888888"/>
+              <w:bottom w:val="single" w:sz="4" w:space="0" w:color="888888"/>
+              <w:left w:val="single" w:sz="4" w:space="0" w:color="888888"/>
+              <w:right w:val="single" w:sz="4" w:space="0" w:color="888888"/>
+            </w:tcBorders>
           </w:tcPr>
           <w:p>
             <w:pPr>
-              <w:spacing w:before="40" w:after="40"/>
+              <w:spacing w:before="60" w:after="60" w:line="252" w:lineRule="auto"/>
               <w:jc w:val="center"/>
             </w:pPr>
             <w:r>
               <w:rPr>
                 <w:rFonts w:ascii="Times New Roman" w:hAnsi="Times New Roman"/>
-                <w:b/>
-                <w:sz w:val="18"/>
+                <w:b w:val="0"/>
+                <w:sz w:val="17"/>
               </w:rPr>
-              <w:t>Week 4</w:t>
+              <w:t>27/09/2026 – 03/10/2026</w:t>
             </w:r>
           </w:p>
         </w:tc>
         <w:tc>
           <w:tcPr>
-            <w:tcW w:type="dxa" w:w="1814"/>
+            <w:tcW w:type="dxa" w:w="2160"/>
+            <w:tcMar>
+              <w:top w:w="80" w:type="dxa"/>
+              <w:bottom w:w="80" w:type="dxa"/>
+              <w:left w:w="100" w:type="dxa"/>
+              <w:right w:w="100" w:type="dxa"/>
+            </w:tcMar>
+            <w:tcBorders>
+              <w:top w:val="single" w:sz="4" w:space="0" w:color="888888"/>
+              <w:bottom w:val="single" w:sz="4" w:space="0" w:color="888888"/>
+              <w:left w:val="single" w:sz="4" w:space="0" w:color="888888"/>
+              <w:right w:val="single" w:sz="4" w:space="0" w:color="888888"/>
+            </w:tcBorders>
           </w:tcPr>
           <w:p>
             <w:pPr>
-              <w:spacing w:before="40" w:after="40"/>
+              <w:spacing w:before="60" w:after="60" w:line="252" w:lineRule="auto"/>
               <w:jc w:val="left"/>
             </w:pPr>
             <w:r>
               <w:rPr>
                 <w:rFonts w:ascii="Times New Roman" w:hAnsi="Times New Roman"/>
-                <w:sz w:val="18"/>
-              </w:rPr>
-              <w:t>Sep 22-28, 2026</w:t>
-            </w:r>
-          </w:p>
-        </w:tc>
-        <w:tc>
-          <w:tcPr>
-            <w:tcW w:type="dxa" w:w="1984"/>
-          </w:tcPr>
-          <w:p>
-            <w:pPr>
-              <w:spacing w:before="40" w:after="40"/>
-              <w:jc w:val="left"/>
-            </w:pPr>
-            <w:r>
-              <w:rPr>
-                <w:rFonts w:ascii="Times New Roman" w:hAnsi="Times New Roman"/>
-                <w:sz w:val="18"/>
+                <w:b/>
+                <w:sz w:val="17"/>
               </w:rPr>
               <w:t>Dataset Curation &amp; Preprocessing Pipeline</w:t>
             </w:r>
@@ -941,35 +1398,62 @@
         </w:tc>
         <w:tc>
           <w:tcPr>
-            <w:tcW w:type="dxa" w:w="5953"/>
+            <w:tcW w:type="dxa" w:w="7128"/>
+            <w:tcMar>
+              <w:top w:w="80" w:type="dxa"/>
+              <w:bottom w:w="80" w:type="dxa"/>
+              <w:left w:w="100" w:type="dxa"/>
+              <w:right w:w="100" w:type="dxa"/>
+            </w:tcMar>
+            <w:tcBorders>
+              <w:top w:val="single" w:sz="4" w:space="0" w:color="888888"/>
+              <w:bottom w:val="single" w:sz="4" w:space="0" w:color="888888"/>
+              <w:left w:val="single" w:sz="4" w:space="0" w:color="888888"/>
+              <w:right w:val="single" w:sz="4" w:space="0" w:color="888888"/>
+            </w:tcBorders>
           </w:tcPr>
           <w:p>
             <w:pPr>
-              <w:spacing w:before="40" w:after="40"/>
+              <w:spacing w:before="60" w:after="60" w:line="252" w:lineRule="auto"/>
               <w:jc w:val="left"/>
             </w:pPr>
             <w:r>
               <w:rPr>
                 <w:rFonts w:ascii="Times New Roman" w:hAnsi="Times New Roman"/>
-                <w:sz w:val="18"/>
+                <w:b w:val="0"/>
+                <w:sz w:val="17"/>
               </w:rPr>
-              <w:t>Set up FaceForensics++ dataset structure. Implemented video frame extraction at 5 FPS using OpenCV. Integrated MTCNN for face detection with 15% boundary margin. Verified preprocessing pipeline on 50 sample videos. Created src/data/ module.</w:t>
+              <w:t>Set up FaceForensics++ dataset structure across raw, c23, c40 tiers. Implemented video frame extraction at 5 FPS using OpenCV. Integrated MTCNN for face detection with 15% boundary margin. Verified preprocessing pipeline on 50 sample videos. Created src/data/ module.</w:t>
             </w:r>
           </w:p>
         </w:tc>
         <w:tc>
           <w:tcPr>
-            <w:tcW w:type="dxa" w:w="1247"/>
+            <w:tcW w:type="dxa" w:w="1296"/>
+            <w:tcMar>
+              <w:top w:w="80" w:type="dxa"/>
+              <w:bottom w:w="80" w:type="dxa"/>
+              <w:left w:w="100" w:type="dxa"/>
+              <w:right w:w="100" w:type="dxa"/>
+            </w:tcMar>
+            <w:tcBorders>
+              <w:top w:val="single" w:sz="4" w:space="0" w:color="888888"/>
+              <w:bottom w:val="single" w:sz="4" w:space="0" w:color="888888"/>
+              <w:left w:val="single" w:sz="4" w:space="0" w:color="888888"/>
+              <w:right w:val="single" w:sz="4" w:space="0" w:color="888888"/>
+            </w:tcBorders>
           </w:tcPr>
           <w:p>
             <w:pPr>
-              <w:spacing w:before="40" w:after="40"/>
+              <w:spacing w:before="60" w:after="60" w:line="252" w:lineRule="auto"/>
               <w:jc w:val="center"/>
             </w:pPr>
             <w:r>
               <w:rPr>
                 <w:rFonts w:ascii="Times New Roman" w:hAnsi="Times New Roman"/>
-                <w:sz w:val="18"/>
+                <w:b w:val="0"/>
+                <w:color w:val="008000"/>
+                <w:sz w:val="17"/>
               </w:rPr>
               <w:t>Completed</w:t>
             </w:r>
@@ -977,62 +1461,93 @@
         </w:tc>
         <w:tc>
           <w:tcPr>
-            <w:tcW w:type="dxa" w:w="2476"/>
+            <w:tcW w:type="dxa" w:w="1584"/>
+            <w:tcMar>
+              <w:top w:w="80" w:type="dxa"/>
+              <w:bottom w:w="80" w:type="dxa"/>
+              <w:left w:w="100" w:type="dxa"/>
+              <w:right w:w="100" w:type="dxa"/>
+            </w:tcMar>
+            <w:tcBorders>
+              <w:top w:val="single" w:sz="4" w:space="0" w:color="888888"/>
+              <w:bottom w:val="single" w:sz="4" w:space="0" w:color="888888"/>
+              <w:left w:val="single" w:sz="4" w:space="0" w:color="888888"/>
+              <w:right w:val="single" w:sz="4" w:space="0" w:color="888888"/>
+            </w:tcBorders>
           </w:tcPr>
-          <w:p/>
+          <w:p>
+            <w:pPr>
+              <w:spacing w:before="60" w:after="60" w:line="252" w:lineRule="auto"/>
+              <w:jc w:val="center"/>
+            </w:pPr>
+            <w:r>
+              <w:rPr>
+                <w:rFonts w:ascii="Times New Roman" w:hAnsi="Times New Roman"/>
+                <w:b w:val="0"/>
+                <w:sz w:val="17"/>
+              </w:rPr>
+            </w:r>
+          </w:p>
         </w:tc>
       </w:tr>
       <w:tr>
         <w:tc>
           <w:tcPr>
-            <w:tcW w:type="dxa" w:w="1020"/>
+            <w:tcW w:type="dxa" w:w="2664"/>
+            <w:tcMar>
+              <w:top w:w="80" w:type="dxa"/>
+              <w:bottom w:w="80" w:type="dxa"/>
+              <w:left w:w="100" w:type="dxa"/>
+              <w:right w:w="100" w:type="dxa"/>
+            </w:tcMar>
+            <w:tcBorders>
+              <w:top w:val="single" w:sz="4" w:space="0" w:color="888888"/>
+              <w:bottom w:val="single" w:sz="4" w:space="0" w:color="888888"/>
+              <w:left w:val="single" w:sz="4" w:space="0" w:color="888888"/>
+              <w:right w:val="single" w:sz="4" w:space="0" w:color="888888"/>
+            </w:tcBorders>
           </w:tcPr>
           <w:p>
             <w:pPr>
-              <w:spacing w:before="40" w:after="40"/>
+              <w:spacing w:before="60" w:after="60" w:line="252" w:lineRule="auto"/>
               <w:jc w:val="center"/>
             </w:pPr>
             <w:r>
               <w:rPr>
                 <w:rFonts w:ascii="Times New Roman" w:hAnsi="Times New Roman"/>
-                <w:b/>
-                <w:sz w:val="18"/>
+                <w:b w:val="0"/>
+                <w:sz w:val="17"/>
               </w:rPr>
-              <w:t>Week 5</w:t>
+              <w:t>04/10/2026 – 10/10/2026</w:t>
             </w:r>
           </w:p>
         </w:tc>
         <w:tc>
           <w:tcPr>
-            <w:tcW w:type="dxa" w:w="1814"/>
+            <w:tcW w:type="dxa" w:w="2160"/>
+            <w:tcMar>
+              <w:top w:w="80" w:type="dxa"/>
+              <w:bottom w:w="80" w:type="dxa"/>
+              <w:left w:w="100" w:type="dxa"/>
+              <w:right w:w="100" w:type="dxa"/>
+            </w:tcMar>
+            <w:tcBorders>
+              <w:top w:val="single" w:sz="4" w:space="0" w:color="888888"/>
+              <w:bottom w:val="single" w:sz="4" w:space="0" w:color="888888"/>
+              <w:left w:val="single" w:sz="4" w:space="0" w:color="888888"/>
+              <w:right w:val="single" w:sz="4" w:space="0" w:color="888888"/>
+            </w:tcBorders>
           </w:tcPr>
           <w:p>
             <w:pPr>
-              <w:spacing w:before="40" w:after="40"/>
+              <w:spacing w:before="60" w:after="60" w:line="252" w:lineRule="auto"/>
               <w:jc w:val="left"/>
             </w:pPr>
             <w:r>
               <w:rPr>
                 <w:rFonts w:ascii="Times New Roman" w:hAnsi="Times New Roman"/>
-                <w:sz w:val="18"/>
-              </w:rPr>
-              <w:t>Sep 29-Oct 5, 2026</w:t>
-            </w:r>
-          </w:p>
-        </w:tc>
-        <w:tc>
-          <w:tcPr>
-            <w:tcW w:type="dxa" w:w="1984"/>
-          </w:tcPr>
-          <w:p>
-            <w:pPr>
-              <w:spacing w:before="40" w:after="40"/>
-              <w:jc w:val="left"/>
-            </w:pPr>
-            <w:r>
-              <w:rPr>
-                <w:rFonts w:ascii="Times New Roman" w:hAnsi="Times New Roman"/>
-                <w:sz w:val="18"/>
+                <w:b/>
+                <w:sz w:val="17"/>
               </w:rPr>
               <w:t>Spatial Stream Implementation</w:t>
             </w:r>
@@ -1040,17 +1555,30 @@
         </w:tc>
         <w:tc>
           <w:tcPr>
-            <w:tcW w:type="dxa" w:w="5953"/>
+            <w:tcW w:type="dxa" w:w="7128"/>
+            <w:tcMar>
+              <w:top w:w="80" w:type="dxa"/>
+              <w:bottom w:w="80" w:type="dxa"/>
+              <w:left w:w="100" w:type="dxa"/>
+              <w:right w:w="100" w:type="dxa"/>
+            </w:tcMar>
+            <w:tcBorders>
+              <w:top w:val="single" w:sz="4" w:space="0" w:color="888888"/>
+              <w:bottom w:val="single" w:sz="4" w:space="0" w:color="888888"/>
+              <w:left w:val="single" w:sz="4" w:space="0" w:color="888888"/>
+              <w:right w:val="single" w:sz="4" w:space="0" w:color="888888"/>
+            </w:tcBorders>
           </w:tcPr>
           <w:p>
             <w:pPr>
-              <w:spacing w:before="40" w:after="40"/>
+              <w:spacing w:before="60" w:after="60" w:line="252" w:lineRule="auto"/>
               <w:jc w:val="left"/>
             </w:pPr>
             <w:r>
               <w:rPr>
                 <w:rFonts w:ascii="Times New Roman" w:hAnsi="Times New Roman"/>
-                <w:sz w:val="18"/>
+                <w:b w:val="0"/>
+                <w:sz w:val="17"/>
               </w:rPr>
               <w:t>Integrated EfficientNet-B4 backbone via timm (pretrained ImageNet). Implemented SpatialStream module in src/models/spatial_stream.py. Validated 1792-d feature vector output and gradient flow. Spatial-only baseline achieves 82% accuracy.</w:t>
             </w:r>
@@ -1058,80 +1586,125 @@
         </w:tc>
         <w:tc>
           <w:tcPr>
-            <w:tcW w:type="dxa" w:w="1247"/>
+            <w:tcW w:type="dxa" w:w="1296"/>
+            <w:tcMar>
+              <w:top w:w="80" w:type="dxa"/>
+              <w:bottom w:w="80" w:type="dxa"/>
+              <w:left w:w="100" w:type="dxa"/>
+              <w:right w:w="100" w:type="dxa"/>
+            </w:tcMar>
+            <w:tcBorders>
+              <w:top w:val="single" w:sz="4" w:space="0" w:color="888888"/>
+              <w:bottom w:val="single" w:sz="4" w:space="0" w:color="888888"/>
+              <w:left w:val="single" w:sz="4" w:space="0" w:color="888888"/>
+              <w:right w:val="single" w:sz="4" w:space="0" w:color="888888"/>
+            </w:tcBorders>
           </w:tcPr>
           <w:p>
             <w:pPr>
-              <w:spacing w:before="40" w:after="40"/>
+              <w:spacing w:before="60" w:after="60" w:line="252" w:lineRule="auto"/>
               <w:jc w:val="center"/>
             </w:pPr>
             <w:r>
               <w:rPr>
                 <w:rFonts w:ascii="Times New Roman" w:hAnsi="Times New Roman"/>
-                <w:sz w:val="18"/>
+                <w:b w:val="0"/>
+                <w:color w:val="008000"/>
+                <w:sz w:val="17"/>
               </w:rPr>
-              <w:t>In Progress</w:t>
+              <w:t>Completed</w:t>
             </w:r>
           </w:p>
         </w:tc>
         <w:tc>
           <w:tcPr>
-            <w:tcW w:type="dxa" w:w="2476"/>
+            <w:tcW w:type="dxa" w:w="1584"/>
+            <w:tcMar>
+              <w:top w:w="80" w:type="dxa"/>
+              <w:bottom w:w="80" w:type="dxa"/>
+              <w:left w:w="100" w:type="dxa"/>
+              <w:right w:w="100" w:type="dxa"/>
+            </w:tcMar>
+            <w:tcBorders>
+              <w:top w:val="single" w:sz="4" w:space="0" w:color="888888"/>
+              <w:bottom w:val="single" w:sz="4" w:space="0" w:color="888888"/>
+              <w:left w:val="single" w:sz="4" w:space="0" w:color="888888"/>
+              <w:right w:val="single" w:sz="4" w:space="0" w:color="888888"/>
+            </w:tcBorders>
           </w:tcPr>
-          <w:p/>
+          <w:p>
+            <w:pPr>
+              <w:spacing w:before="60" w:after="60" w:line="252" w:lineRule="auto"/>
+              <w:jc w:val="center"/>
+            </w:pPr>
+            <w:r>
+              <w:rPr>
+                <w:rFonts w:ascii="Times New Roman" w:hAnsi="Times New Roman"/>
+                <w:b w:val="0"/>
+                <w:sz w:val="17"/>
+              </w:rPr>
+            </w:r>
+          </w:p>
         </w:tc>
       </w:tr>
       <w:tr>
         <w:tc>
           <w:tcPr>
-            <w:tcW w:type="dxa" w:w="1020"/>
+            <w:tcW w:type="dxa" w:w="2664"/>
+            <w:tcMar>
+              <w:top w:w="80" w:type="dxa"/>
+              <w:bottom w:w="80" w:type="dxa"/>
+              <w:left w:w="100" w:type="dxa"/>
+              <w:right w:w="100" w:type="dxa"/>
+            </w:tcMar>
+            <w:tcBorders>
+              <w:top w:val="single" w:sz="4" w:space="0" w:color="888888"/>
+              <w:bottom w:val="single" w:sz="4" w:space="0" w:color="888888"/>
+              <w:left w:val="single" w:sz="4" w:space="0" w:color="888888"/>
+              <w:right w:val="single" w:sz="4" w:space="0" w:color="888888"/>
+            </w:tcBorders>
           </w:tcPr>
           <w:p>
             <w:pPr>
-              <w:spacing w:before="40" w:after="40"/>
+              <w:spacing w:before="60" w:after="60" w:line="252" w:lineRule="auto"/>
               <w:jc w:val="center"/>
             </w:pPr>
             <w:r>
               <w:rPr>
                 <w:rFonts w:ascii="Times New Roman" w:hAnsi="Times New Roman"/>
-                <w:b/>
-                <w:sz w:val="18"/>
+                <w:b w:val="0"/>
+                <w:sz w:val="17"/>
               </w:rPr>
-              <w:t>Week 6</w:t>
+              <w:t>11/10/2026 – 17/10/2026</w:t>
             </w:r>
           </w:p>
         </w:tc>
         <w:tc>
           <w:tcPr>
-            <w:tcW w:type="dxa" w:w="1814"/>
+            <w:tcW w:type="dxa" w:w="2160"/>
+            <w:tcMar>
+              <w:top w:w="80" w:type="dxa"/>
+              <w:bottom w:w="80" w:type="dxa"/>
+              <w:left w:w="100" w:type="dxa"/>
+              <w:right w:w="100" w:type="dxa"/>
+            </w:tcMar>
+            <w:tcBorders>
+              <w:top w:val="single" w:sz="4" w:space="0" w:color="888888"/>
+              <w:bottom w:val="single" w:sz="4" w:space="0" w:color="888888"/>
+              <w:left w:val="single" w:sz="4" w:space="0" w:color="888888"/>
+              <w:right w:val="single" w:sz="4" w:space="0" w:color="888888"/>
+            </w:tcBorders>
           </w:tcPr>
           <w:p>
             <w:pPr>
-              <w:spacing w:before="40" w:after="40"/>
+              <w:spacing w:before="60" w:after="60" w:line="252" w:lineRule="auto"/>
               <w:jc w:val="left"/>
             </w:pPr>
             <w:r>
               <w:rPr>
                 <w:rFonts w:ascii="Times New Roman" w:hAnsi="Times New Roman"/>
-                <w:sz w:val="18"/>
-              </w:rPr>
-              <w:t>Oct 06-12, 2026</w:t>
-            </w:r>
-          </w:p>
-        </w:tc>
-        <w:tc>
-          <w:tcPr>
-            <w:tcW w:type="dxa" w:w="1984"/>
-          </w:tcPr>
-          <w:p>
-            <w:pPr>
-              <w:spacing w:before="40" w:after="40"/>
-              <w:jc w:val="left"/>
-            </w:pPr>
-            <w:r>
-              <w:rPr>
-                <w:rFonts w:ascii="Times New Roman" w:hAnsi="Times New Roman"/>
-                <w:sz w:val="18"/>
+                <w:b/>
+                <w:sz w:val="17"/>
               </w:rPr>
               <w:t>DCT Transform &amp; Mid-Term Review</w:t>
             </w:r>
@@ -1139,98 +1712,156 @@
         </w:tc>
         <w:tc>
           <w:tcPr>
-            <w:tcW w:type="dxa" w:w="5953"/>
+            <w:tcW w:type="dxa" w:w="7128"/>
+            <w:tcMar>
+              <w:top w:w="80" w:type="dxa"/>
+              <w:bottom w:w="80" w:type="dxa"/>
+              <w:left w:w="100" w:type="dxa"/>
+              <w:right w:w="100" w:type="dxa"/>
+            </w:tcMar>
+            <w:tcBorders>
+              <w:top w:val="single" w:sz="4" w:space="0" w:color="888888"/>
+              <w:bottom w:val="single" w:sz="4" w:space="0" w:color="888888"/>
+              <w:left w:val="single" w:sz="4" w:space="0" w:color="888888"/>
+              <w:right w:val="single" w:sz="4" w:space="0" w:color="888888"/>
+            </w:tcBorders>
           </w:tcPr>
           <w:p>
             <w:pPr>
-              <w:spacing w:before="40" w:after="40"/>
+              <w:spacing w:before="60" w:after="60" w:line="252" w:lineRule="auto"/>
               <w:jc w:val="left"/>
             </w:pPr>
             <w:r>
               <w:rPr>
                 <w:rFonts w:ascii="Times New Roman" w:hAnsi="Times New Roman"/>
-                <w:sz w:val="18"/>
+                <w:b w:val="0"/>
+                <w:sz w:val="17"/>
               </w:rPr>
-              <w:t>Implemented 2D-DCT-II transform and Radial Azimuthal Spectrum A(r) in src/data/dct_transform.py. Demonstrated spatial pipeline to mentor. Prepared mid-term progress report. Frequency stream CNN prototype initiated.</w:t>
+              <w:t>Implemented 2D-DCT-II transform and Radial Azimuthal Spectrum A(r) in src/data/dct_transform.py. Demonstrated spatial pipeline to mentor. Prepared mid-term progress report. Frequency stream CNN prototype initiated. Mid-term review signed off.</w:t>
             </w:r>
           </w:p>
         </w:tc>
         <w:tc>
           <w:tcPr>
-            <w:tcW w:type="dxa" w:w="1247"/>
+            <w:tcW w:type="dxa" w:w="1296"/>
+            <w:tcMar>
+              <w:top w:w="80" w:type="dxa"/>
+              <w:bottom w:w="80" w:type="dxa"/>
+              <w:left w:w="100" w:type="dxa"/>
+              <w:right w:w="100" w:type="dxa"/>
+            </w:tcMar>
+            <w:tcBorders>
+              <w:top w:val="single" w:sz="4" w:space="0" w:color="888888"/>
+              <w:bottom w:val="single" w:sz="4" w:space="0" w:color="888888"/>
+              <w:left w:val="single" w:sz="4" w:space="0" w:color="888888"/>
+              <w:right w:val="single" w:sz="4" w:space="0" w:color="888888"/>
+            </w:tcBorders>
           </w:tcPr>
           <w:p>
             <w:pPr>
-              <w:spacing w:before="40" w:after="40"/>
+              <w:spacing w:before="60" w:after="60" w:line="252" w:lineRule="auto"/>
               <w:jc w:val="center"/>
             </w:pPr>
             <w:r>
               <w:rPr>
                 <w:rFonts w:ascii="Times New Roman" w:hAnsi="Times New Roman"/>
-                <w:sz w:val="18"/>
+                <w:b w:val="0"/>
+                <w:color w:val="008000"/>
+                <w:sz w:val="17"/>
               </w:rPr>
-              <w:t>Upcoming</w:t>
+              <w:t>Completed</w:t>
             </w:r>
           </w:p>
         </w:tc>
         <w:tc>
           <w:tcPr>
-            <w:tcW w:type="dxa" w:w="2476"/>
+            <w:tcW w:type="dxa" w:w="1584"/>
+            <w:tcMar>
+              <w:top w:w="80" w:type="dxa"/>
+              <w:bottom w:w="80" w:type="dxa"/>
+              <w:left w:w="100" w:type="dxa"/>
+              <w:right w:w="100" w:type="dxa"/>
+            </w:tcMar>
+            <w:tcBorders>
+              <w:top w:val="single" w:sz="4" w:space="0" w:color="888888"/>
+              <w:bottom w:val="single" w:sz="4" w:space="0" w:color="888888"/>
+              <w:left w:val="single" w:sz="4" w:space="0" w:color="888888"/>
+              <w:right w:val="single" w:sz="4" w:space="0" w:color="888888"/>
+            </w:tcBorders>
           </w:tcPr>
-          <w:p/>
+          <w:p>
+            <w:pPr>
+              <w:spacing w:before="60" w:after="60" w:line="252" w:lineRule="auto"/>
+              <w:jc w:val="center"/>
+            </w:pPr>
+            <w:r>
+              <w:rPr>
+                <w:rFonts w:ascii="Times New Roman" w:hAnsi="Times New Roman"/>
+                <w:b w:val="0"/>
+                <w:sz w:val="17"/>
+              </w:rPr>
+            </w:r>
+          </w:p>
         </w:tc>
       </w:tr>
       <w:tr>
         <w:tc>
           <w:tcPr>
-            <w:tcW w:type="dxa" w:w="1020"/>
+            <w:tcW w:type="dxa" w:w="2664"/>
+            <w:tcMar>
+              <w:top w:w="80" w:type="dxa"/>
+              <w:bottom w:w="80" w:type="dxa"/>
+              <w:left w:w="100" w:type="dxa"/>
+              <w:right w:w="100" w:type="dxa"/>
+            </w:tcMar>
+            <w:tcBorders>
+              <w:top w:val="single" w:sz="4" w:space="0" w:color="888888"/>
+              <w:bottom w:val="single" w:sz="4" w:space="0" w:color="888888"/>
+              <w:left w:val="single" w:sz="4" w:space="0" w:color="888888"/>
+              <w:right w:val="single" w:sz="4" w:space="0" w:color="888888"/>
+            </w:tcBorders>
           </w:tcPr>
           <w:p>
             <w:pPr>
-              <w:spacing w:before="40" w:after="40"/>
+              <w:spacing w:before="60" w:after="60" w:line="252" w:lineRule="auto"/>
               <w:jc w:val="center"/>
             </w:pPr>
             <w:r>
               <w:rPr>
                 <w:rFonts w:ascii="Times New Roman" w:hAnsi="Times New Roman"/>
-                <w:b/>
-                <w:sz w:val="18"/>
+                <w:b w:val="0"/>
+                <w:sz w:val="17"/>
               </w:rPr>
-              <w:t>Week 7</w:t>
+              <w:t>18/10/2026 – 24/10/2026</w:t>
             </w:r>
           </w:p>
         </w:tc>
         <w:tc>
           <w:tcPr>
-            <w:tcW w:type="dxa" w:w="1814"/>
+            <w:tcW w:type="dxa" w:w="2160"/>
+            <w:tcMar>
+              <w:top w:w="80" w:type="dxa"/>
+              <w:bottom w:w="80" w:type="dxa"/>
+              <w:left w:w="100" w:type="dxa"/>
+              <w:right w:w="100" w:type="dxa"/>
+            </w:tcMar>
+            <w:tcBorders>
+              <w:top w:val="single" w:sz="4" w:space="0" w:color="888888"/>
+              <w:bottom w:val="single" w:sz="4" w:space="0" w:color="888888"/>
+              <w:left w:val="single" w:sz="4" w:space="0" w:color="888888"/>
+              <w:right w:val="single" w:sz="4" w:space="0" w:color="888888"/>
+            </w:tcBorders>
           </w:tcPr>
           <w:p>
             <w:pPr>
-              <w:spacing w:before="40" w:after="40"/>
+              <w:spacing w:before="60" w:after="60" w:line="252" w:lineRule="auto"/>
               <w:jc w:val="left"/>
             </w:pPr>
             <w:r>
               <w:rPr>
                 <w:rFonts w:ascii="Times New Roman" w:hAnsi="Times New Roman"/>
-                <w:sz w:val="18"/>
-              </w:rPr>
-              <w:t>Oct 13-19, 2026</w:t>
-            </w:r>
-          </w:p>
-        </w:tc>
-        <w:tc>
-          <w:tcPr>
-            <w:tcW w:type="dxa" w:w="1984"/>
-          </w:tcPr>
-          <w:p>
-            <w:pPr>
-              <w:spacing w:before="40" w:after="40"/>
-              <w:jc w:val="left"/>
-            </w:pPr>
-            <w:r>
-              <w:rPr>
-                <w:rFonts w:ascii="Times New Roman" w:hAnsi="Times New Roman"/>
-                <w:sz w:val="18"/>
+                <w:b/>
+                <w:sz w:val="17"/>
               </w:rPr>
               <w:t>Frequency Stream &amp; Fusion Module</w:t>
             </w:r>
@@ -1238,98 +1869,156 @@
         </w:tc>
         <w:tc>
           <w:tcPr>
-            <w:tcW w:type="dxa" w:w="5953"/>
+            <w:tcW w:type="dxa" w:w="7128"/>
+            <w:tcMar>
+              <w:top w:w="80" w:type="dxa"/>
+              <w:bottom w:w="80" w:type="dxa"/>
+              <w:left w:w="100" w:type="dxa"/>
+              <w:right w:w="100" w:type="dxa"/>
+            </w:tcMar>
+            <w:tcBorders>
+              <w:top w:val="single" w:sz="4" w:space="0" w:color="888888"/>
+              <w:bottom w:val="single" w:sz="4" w:space="0" w:color="888888"/>
+              <w:left w:val="single" w:sz="4" w:space="0" w:color="888888"/>
+              <w:right w:val="single" w:sz="4" w:space="0" w:color="888888"/>
+            </w:tcBorders>
           </w:tcPr>
           <w:p>
             <w:pPr>
-              <w:spacing w:before="40" w:after="40"/>
+              <w:spacing w:before="60" w:after="60" w:line="252" w:lineRule="auto"/>
               <w:jc w:val="left"/>
             </w:pPr>
             <w:r>
               <w:rPr>
                 <w:rFonts w:ascii="Times New Roman" w:hAnsi="Times New Roman"/>
-                <w:sz w:val="18"/>
+                <w:b w:val="0"/>
+                <w:sz w:val="17"/>
               </w:rPr>
-              <w:t>Implement 4-stage Spectral-CNN (src/models/frequency_stream.py). Implement attention-gated bilinear fusion (src/models/fusion.py). Complete DualStreamNet integration. Begin full training on FF++ c23 split.</w:t>
+              <w:t>Implemented 4-stage Spectral-CNN (src/models/frequency_stream.py). Implemented attention-gated bilinear fusion (src/models/fusion.py). Complete DualStreamNet integration. Configured training engine with AdamW, label smoothing, and AMP.</w:t>
             </w:r>
           </w:p>
         </w:tc>
         <w:tc>
           <w:tcPr>
-            <w:tcW w:type="dxa" w:w="1247"/>
+            <w:tcW w:type="dxa" w:w="1296"/>
+            <w:tcMar>
+              <w:top w:w="80" w:type="dxa"/>
+              <w:bottom w:w="80" w:type="dxa"/>
+              <w:left w:w="100" w:type="dxa"/>
+              <w:right w:w="100" w:type="dxa"/>
+            </w:tcMar>
+            <w:tcBorders>
+              <w:top w:val="single" w:sz="4" w:space="0" w:color="888888"/>
+              <w:bottom w:val="single" w:sz="4" w:space="0" w:color="888888"/>
+              <w:left w:val="single" w:sz="4" w:space="0" w:color="888888"/>
+              <w:right w:val="single" w:sz="4" w:space="0" w:color="888888"/>
+            </w:tcBorders>
           </w:tcPr>
           <w:p>
             <w:pPr>
-              <w:spacing w:before="40" w:after="40"/>
+              <w:spacing w:before="60" w:after="60" w:line="252" w:lineRule="auto"/>
               <w:jc w:val="center"/>
             </w:pPr>
             <w:r>
               <w:rPr>
                 <w:rFonts w:ascii="Times New Roman" w:hAnsi="Times New Roman"/>
-                <w:sz w:val="18"/>
+                <w:b w:val="0"/>
+                <w:color w:val="008000"/>
+                <w:sz w:val="17"/>
               </w:rPr>
-              <w:t>Upcoming</w:t>
+              <w:t>Completed</w:t>
             </w:r>
           </w:p>
         </w:tc>
         <w:tc>
           <w:tcPr>
-            <w:tcW w:type="dxa" w:w="2476"/>
+            <w:tcW w:type="dxa" w:w="1584"/>
+            <w:tcMar>
+              <w:top w:w="80" w:type="dxa"/>
+              <w:bottom w:w="80" w:type="dxa"/>
+              <w:left w:w="100" w:type="dxa"/>
+              <w:right w:w="100" w:type="dxa"/>
+            </w:tcMar>
+            <w:tcBorders>
+              <w:top w:val="single" w:sz="4" w:space="0" w:color="888888"/>
+              <w:bottom w:val="single" w:sz="4" w:space="0" w:color="888888"/>
+              <w:left w:val="single" w:sz="4" w:space="0" w:color="888888"/>
+              <w:right w:val="single" w:sz="4" w:space="0" w:color="888888"/>
+            </w:tcBorders>
           </w:tcPr>
-          <w:p/>
+          <w:p>
+            <w:pPr>
+              <w:spacing w:before="60" w:after="60" w:line="252" w:lineRule="auto"/>
+              <w:jc w:val="center"/>
+            </w:pPr>
+            <w:r>
+              <w:rPr>
+                <w:rFonts w:ascii="Times New Roman" w:hAnsi="Times New Roman"/>
+                <w:b w:val="0"/>
+                <w:sz w:val="17"/>
+              </w:rPr>
+            </w:r>
+          </w:p>
         </w:tc>
       </w:tr>
       <w:tr>
         <w:tc>
           <w:tcPr>
-            <w:tcW w:type="dxa" w:w="1020"/>
+            <w:tcW w:type="dxa" w:w="2664"/>
+            <w:tcMar>
+              <w:top w:w="80" w:type="dxa"/>
+              <w:bottom w:w="80" w:type="dxa"/>
+              <w:left w:w="100" w:type="dxa"/>
+              <w:right w:w="100" w:type="dxa"/>
+            </w:tcMar>
+            <w:tcBorders>
+              <w:top w:val="single" w:sz="4" w:space="0" w:color="888888"/>
+              <w:bottom w:val="single" w:sz="4" w:space="0" w:color="888888"/>
+              <w:left w:val="single" w:sz="4" w:space="0" w:color="888888"/>
+              <w:right w:val="single" w:sz="4" w:space="0" w:color="888888"/>
+            </w:tcBorders>
           </w:tcPr>
           <w:p>
             <w:pPr>
-              <w:spacing w:before="40" w:after="40"/>
+              <w:spacing w:before="60" w:after="60" w:line="252" w:lineRule="auto"/>
               <w:jc w:val="center"/>
             </w:pPr>
             <w:r>
               <w:rPr>
                 <w:rFonts w:ascii="Times New Roman" w:hAnsi="Times New Roman"/>
-                <w:b/>
-                <w:sz w:val="18"/>
+                <w:b w:val="0"/>
+                <w:sz w:val="17"/>
               </w:rPr>
-              <w:t>Week 8</w:t>
+              <w:t>25/10/2026 – 31/10/2026</w:t>
             </w:r>
           </w:p>
         </w:tc>
         <w:tc>
           <w:tcPr>
-            <w:tcW w:type="dxa" w:w="1814"/>
+            <w:tcW w:type="dxa" w:w="2160"/>
+            <w:tcMar>
+              <w:top w:w="80" w:type="dxa"/>
+              <w:bottom w:w="80" w:type="dxa"/>
+              <w:left w:w="100" w:type="dxa"/>
+              <w:right w:w="100" w:type="dxa"/>
+            </w:tcMar>
+            <w:tcBorders>
+              <w:top w:val="single" w:sz="4" w:space="0" w:color="888888"/>
+              <w:bottom w:val="single" w:sz="4" w:space="0" w:color="888888"/>
+              <w:left w:val="single" w:sz="4" w:space="0" w:color="888888"/>
+              <w:right w:val="single" w:sz="4" w:space="0" w:color="888888"/>
+            </w:tcBorders>
           </w:tcPr>
           <w:p>
             <w:pPr>
-              <w:spacing w:before="40" w:after="40"/>
+              <w:spacing w:before="60" w:after="60" w:line="252" w:lineRule="auto"/>
               <w:jc w:val="left"/>
             </w:pPr>
             <w:r>
               <w:rPr>
                 <w:rFonts w:ascii="Times New Roman" w:hAnsi="Times New Roman"/>
-                <w:sz w:val="18"/>
-              </w:rPr>
-              <w:t>Oct 20-26, 2026</w:t>
-            </w:r>
-          </w:p>
-        </w:tc>
-        <w:tc>
-          <w:tcPr>
-            <w:tcW w:type="dxa" w:w="1984"/>
-          </w:tcPr>
-          <w:p>
-            <w:pPr>
-              <w:spacing w:before="40" w:after="40"/>
-              <w:jc w:val="left"/>
-            </w:pPr>
-            <w:r>
-              <w:rPr>
-                <w:rFonts w:ascii="Times New Roman" w:hAnsi="Times New Roman"/>
-                <w:sz w:val="18"/>
+                <w:b/>
+                <w:sz w:val="17"/>
               </w:rPr>
               <w:t>Dashboard, Grad-CAM &amp; Testing</w:t>
             </w:r>
@@ -1337,98 +2026,156 @@
         </w:tc>
         <w:tc>
           <w:tcPr>
-            <w:tcW w:type="dxa" w:w="5953"/>
+            <w:tcW w:type="dxa" w:w="7128"/>
+            <w:tcMar>
+              <w:top w:w="80" w:type="dxa"/>
+              <w:bottom w:w="80" w:type="dxa"/>
+              <w:left w:w="100" w:type="dxa"/>
+              <w:right w:w="100" w:type="dxa"/>
+            </w:tcMar>
+            <w:tcBorders>
+              <w:top w:val="single" w:sz="4" w:space="0" w:color="888888"/>
+              <w:bottom w:val="single" w:sz="4" w:space="0" w:color="888888"/>
+              <w:left w:val="single" w:sz="4" w:space="0" w:color="888888"/>
+              <w:right w:val="single" w:sz="4" w:space="0" w:color="888888"/>
+            </w:tcBorders>
           </w:tcPr>
           <w:p>
             <w:pPr>
-              <w:spacing w:before="40" w:after="40"/>
+              <w:spacing w:before="60" w:after="60" w:line="252" w:lineRule="auto"/>
               <w:jc w:val="left"/>
             </w:pPr>
             <w:r>
               <w:rPr>
                 <w:rFonts w:ascii="Times New Roman" w:hAnsi="Times New Roman"/>
-                <w:sz w:val="18"/>
+                <w:b w:val="0"/>
+                <w:sz w:val="17"/>
               </w:rPr>
-              <w:t>Develop Streamlit web dashboard (app.py). Implement Grad-CAM heatmap generator (src/utils/gradcam.py). End-to-end pipeline integration. Cross-dataset testing on Celeb-DF v2. Benchmark against XceptionNet and F3-Net.</w:t>
+              <w:t>Develop Streamlit web dashboard (app.py). Implement Grad-CAM heatmap generator (src/utils/gradcam.py). End-to-end pipeline integration. Cross-dataset testing on Celeb-DF v2. Benchmark against XceptionNet and F3-Net baselines.</w:t>
             </w:r>
           </w:p>
         </w:tc>
         <w:tc>
           <w:tcPr>
-            <w:tcW w:type="dxa" w:w="1247"/>
+            <w:tcW w:type="dxa" w:w="1296"/>
+            <w:tcMar>
+              <w:top w:w="80" w:type="dxa"/>
+              <w:bottom w:w="80" w:type="dxa"/>
+              <w:left w:w="100" w:type="dxa"/>
+              <w:right w:w="100" w:type="dxa"/>
+            </w:tcMar>
+            <w:tcBorders>
+              <w:top w:val="single" w:sz="4" w:space="0" w:color="888888"/>
+              <w:bottom w:val="single" w:sz="4" w:space="0" w:color="888888"/>
+              <w:left w:val="single" w:sz="4" w:space="0" w:color="888888"/>
+              <w:right w:val="single" w:sz="4" w:space="0" w:color="888888"/>
+            </w:tcBorders>
           </w:tcPr>
           <w:p>
             <w:pPr>
-              <w:spacing w:before="40" w:after="40"/>
+              <w:spacing w:before="60" w:after="60" w:line="252" w:lineRule="auto"/>
               <w:jc w:val="center"/>
             </w:pPr>
             <w:r>
               <w:rPr>
                 <w:rFonts w:ascii="Times New Roman" w:hAnsi="Times New Roman"/>
-                <w:sz w:val="18"/>
+                <w:b w:val="0"/>
+                <w:color w:val="B46400"/>
+                <w:sz w:val="17"/>
               </w:rPr>
-              <w:t>Upcoming</w:t>
+              <w:t>Planned</w:t>
             </w:r>
           </w:p>
         </w:tc>
         <w:tc>
           <w:tcPr>
-            <w:tcW w:type="dxa" w:w="2476"/>
+            <w:tcW w:type="dxa" w:w="1584"/>
+            <w:tcMar>
+              <w:top w:w="80" w:type="dxa"/>
+              <w:bottom w:w="80" w:type="dxa"/>
+              <w:left w:w="100" w:type="dxa"/>
+              <w:right w:w="100" w:type="dxa"/>
+            </w:tcMar>
+            <w:tcBorders>
+              <w:top w:val="single" w:sz="4" w:space="0" w:color="888888"/>
+              <w:bottom w:val="single" w:sz="4" w:space="0" w:color="888888"/>
+              <w:left w:val="single" w:sz="4" w:space="0" w:color="888888"/>
+              <w:right w:val="single" w:sz="4" w:space="0" w:color="888888"/>
+            </w:tcBorders>
           </w:tcPr>
-          <w:p/>
+          <w:p>
+            <w:pPr>
+              <w:spacing w:before="60" w:after="60" w:line="252" w:lineRule="auto"/>
+              <w:jc w:val="center"/>
+            </w:pPr>
+            <w:r>
+              <w:rPr>
+                <w:rFonts w:ascii="Times New Roman" w:hAnsi="Times New Roman"/>
+                <w:b w:val="0"/>
+                <w:sz w:val="17"/>
+              </w:rPr>
+            </w:r>
+          </w:p>
         </w:tc>
       </w:tr>
       <w:tr>
         <w:tc>
           <w:tcPr>
-            <w:tcW w:type="dxa" w:w="1020"/>
+            <w:tcW w:type="dxa" w:w="2664"/>
+            <w:tcMar>
+              <w:top w:w="80" w:type="dxa"/>
+              <w:bottom w:w="80" w:type="dxa"/>
+              <w:left w:w="100" w:type="dxa"/>
+              <w:right w:w="100" w:type="dxa"/>
+            </w:tcMar>
+            <w:tcBorders>
+              <w:top w:val="single" w:sz="4" w:space="0" w:color="888888"/>
+              <w:bottom w:val="single" w:sz="4" w:space="0" w:color="888888"/>
+              <w:left w:val="single" w:sz="4" w:space="0" w:color="888888"/>
+              <w:right w:val="single" w:sz="4" w:space="0" w:color="888888"/>
+            </w:tcBorders>
           </w:tcPr>
           <w:p>
             <w:pPr>
-              <w:spacing w:before="40" w:after="40"/>
+              <w:spacing w:before="60" w:after="60" w:line="252" w:lineRule="auto"/>
               <w:jc w:val="center"/>
             </w:pPr>
             <w:r>
               <w:rPr>
                 <w:rFonts w:ascii="Times New Roman" w:hAnsi="Times New Roman"/>
-                <w:b/>
-                <w:sz w:val="18"/>
+                <w:b w:val="0"/>
+                <w:sz w:val="17"/>
               </w:rPr>
-              <w:t>Week 9</w:t>
+              <w:t>01/11/2026 – 07/11/2026</w:t>
             </w:r>
           </w:p>
         </w:tc>
         <w:tc>
           <w:tcPr>
-            <w:tcW w:type="dxa" w:w="1814"/>
+            <w:tcW w:type="dxa" w:w="2160"/>
+            <w:tcMar>
+              <w:top w:w="80" w:type="dxa"/>
+              <w:bottom w:w="80" w:type="dxa"/>
+              <w:left w:w="100" w:type="dxa"/>
+              <w:right w:w="100" w:type="dxa"/>
+            </w:tcMar>
+            <w:tcBorders>
+              <w:top w:val="single" w:sz="4" w:space="0" w:color="888888"/>
+              <w:bottom w:val="single" w:sz="4" w:space="0" w:color="888888"/>
+              <w:left w:val="single" w:sz="4" w:space="0" w:color="888888"/>
+              <w:right w:val="single" w:sz="4" w:space="0" w:color="888888"/>
+            </w:tcBorders>
           </w:tcPr>
           <w:p>
             <w:pPr>
-              <w:spacing w:before="40" w:after="40"/>
+              <w:spacing w:before="60" w:after="60" w:line="252" w:lineRule="auto"/>
               <w:jc w:val="left"/>
             </w:pPr>
             <w:r>
               <w:rPr>
                 <w:rFonts w:ascii="Times New Roman" w:hAnsi="Times New Roman"/>
-                <w:sz w:val="18"/>
-              </w:rPr>
-              <w:t>Oct 27-Nov 2, 2026</w:t>
-            </w:r>
-          </w:p>
-        </w:tc>
-        <w:tc>
-          <w:tcPr>
-            <w:tcW w:type="dxa" w:w="1984"/>
-          </w:tcPr>
-          <w:p>
-            <w:pPr>
-              <w:spacing w:before="40" w:after="40"/>
-              <w:jc w:val="left"/>
-            </w:pPr>
-            <w:r>
-              <w:rPr>
-                <w:rFonts w:ascii="Times New Roman" w:hAnsi="Times New Roman"/>
-                <w:sz w:val="18"/>
+                <w:b/>
+                <w:sz w:val="17"/>
               </w:rPr>
               <w:t>Report Writing &amp; Code Finalization</w:t>
             </w:r>
@@ -1436,98 +2183,156 @@
         </w:tc>
         <w:tc>
           <w:tcPr>
-            <w:tcW w:type="dxa" w:w="5953"/>
+            <w:tcW w:type="dxa" w:w="7128"/>
+            <w:tcMar>
+              <w:top w:w="80" w:type="dxa"/>
+              <w:bottom w:w="80" w:type="dxa"/>
+              <w:left w:w="100" w:type="dxa"/>
+              <w:right w:w="100" w:type="dxa"/>
+            </w:tcMar>
+            <w:tcBorders>
+              <w:top w:val="single" w:sz="4" w:space="0" w:color="888888"/>
+              <w:bottom w:val="single" w:sz="4" w:space="0" w:color="888888"/>
+              <w:left w:val="single" w:sz="4" w:space="0" w:color="888888"/>
+              <w:right w:val="single" w:sz="4" w:space="0" w:color="888888"/>
+            </w:tcBorders>
           </w:tcPr>
           <w:p>
             <w:pPr>
-              <w:spacing w:before="40" w:after="40"/>
+              <w:spacing w:before="60" w:after="60" w:line="252" w:lineRule="auto"/>
               <w:jc w:val="left"/>
             </w:pPr>
             <w:r>
               <w:rPr>
                 <w:rFonts w:ascii="Times New Roman" w:hAnsi="Times New Roman"/>
-                <w:sz w:val="18"/>
+                <w:b w:val="0"/>
+                <w:sz w:val="17"/>
               </w:rPr>
-              <w:t>Draft complete 60+ page project report. Conduct ablation study (spatial-only vs. dual-stream). Run plagiarism check (Turnitin &lt;20%). Finalize GitHub repo with full documentation and README.</w:t>
+              <w:t>Draft complete 60+ page project report strictly adhering to AKTU formatting rules. Conduct ablation study (spatial-only vs. dual-stream). Run plagiarism check (Turnitin &lt; 20%). Finalize GitHub repo with full documentation and README.</w:t>
             </w:r>
           </w:p>
         </w:tc>
         <w:tc>
           <w:tcPr>
-            <w:tcW w:type="dxa" w:w="1247"/>
+            <w:tcW w:type="dxa" w:w="1296"/>
+            <w:tcMar>
+              <w:top w:w="80" w:type="dxa"/>
+              <w:bottom w:w="80" w:type="dxa"/>
+              <w:left w:w="100" w:type="dxa"/>
+              <w:right w:w="100" w:type="dxa"/>
+            </w:tcMar>
+            <w:tcBorders>
+              <w:top w:val="single" w:sz="4" w:space="0" w:color="888888"/>
+              <w:bottom w:val="single" w:sz="4" w:space="0" w:color="888888"/>
+              <w:left w:val="single" w:sz="4" w:space="0" w:color="888888"/>
+              <w:right w:val="single" w:sz="4" w:space="0" w:color="888888"/>
+            </w:tcBorders>
           </w:tcPr>
           <w:p>
             <w:pPr>
-              <w:spacing w:before="40" w:after="40"/>
+              <w:spacing w:before="60" w:after="60" w:line="252" w:lineRule="auto"/>
               <w:jc w:val="center"/>
             </w:pPr>
             <w:r>
               <w:rPr>
                 <w:rFonts w:ascii="Times New Roman" w:hAnsi="Times New Roman"/>
-                <w:sz w:val="18"/>
+                <w:b w:val="0"/>
+                <w:color w:val="B46400"/>
+                <w:sz w:val="17"/>
               </w:rPr>
-              <w:t>Upcoming</w:t>
+              <w:t>Planned</w:t>
             </w:r>
           </w:p>
         </w:tc>
         <w:tc>
           <w:tcPr>
-            <w:tcW w:type="dxa" w:w="2476"/>
+            <w:tcW w:type="dxa" w:w="1584"/>
+            <w:tcMar>
+              <w:top w:w="80" w:type="dxa"/>
+              <w:bottom w:w="80" w:type="dxa"/>
+              <w:left w:w="100" w:type="dxa"/>
+              <w:right w:w="100" w:type="dxa"/>
+            </w:tcMar>
+            <w:tcBorders>
+              <w:top w:val="single" w:sz="4" w:space="0" w:color="888888"/>
+              <w:bottom w:val="single" w:sz="4" w:space="0" w:color="888888"/>
+              <w:left w:val="single" w:sz="4" w:space="0" w:color="888888"/>
+              <w:right w:val="single" w:sz="4" w:space="0" w:color="888888"/>
+            </w:tcBorders>
           </w:tcPr>
-          <w:p/>
+          <w:p>
+            <w:pPr>
+              <w:spacing w:before="60" w:after="60" w:line="252" w:lineRule="auto"/>
+              <w:jc w:val="center"/>
+            </w:pPr>
+            <w:r>
+              <w:rPr>
+                <w:rFonts w:ascii="Times New Roman" w:hAnsi="Times New Roman"/>
+                <w:b w:val="0"/>
+                <w:sz w:val="17"/>
+              </w:rPr>
+            </w:r>
+          </w:p>
         </w:tc>
       </w:tr>
       <w:tr>
         <w:tc>
           <w:tcPr>
-            <w:tcW w:type="dxa" w:w="1020"/>
+            <w:tcW w:type="dxa" w:w="2664"/>
+            <w:tcMar>
+              <w:top w:w="80" w:type="dxa"/>
+              <w:bottom w:w="80" w:type="dxa"/>
+              <w:left w:w="100" w:type="dxa"/>
+              <w:right w:w="100" w:type="dxa"/>
+            </w:tcMar>
+            <w:tcBorders>
+              <w:top w:val="single" w:sz="4" w:space="0" w:color="888888"/>
+              <w:bottom w:val="single" w:sz="4" w:space="0" w:color="888888"/>
+              <w:left w:val="single" w:sz="4" w:space="0" w:color="888888"/>
+              <w:right w:val="single" w:sz="4" w:space="0" w:color="888888"/>
+            </w:tcBorders>
           </w:tcPr>
           <w:p>
             <w:pPr>
-              <w:spacing w:before="40" w:after="40"/>
+              <w:spacing w:before="60" w:after="60" w:line="252" w:lineRule="auto"/>
               <w:jc w:val="center"/>
             </w:pPr>
             <w:r>
               <w:rPr>
                 <w:rFonts w:ascii="Times New Roman" w:hAnsi="Times New Roman"/>
-                <w:b/>
-                <w:sz w:val="18"/>
+                <w:b w:val="0"/>
+                <w:sz w:val="17"/>
               </w:rPr>
-              <w:t>Week 10</w:t>
+              <w:t>08/11/2026 – 14/11/2026</w:t>
             </w:r>
           </w:p>
         </w:tc>
         <w:tc>
           <w:tcPr>
-            <w:tcW w:type="dxa" w:w="1814"/>
+            <w:tcW w:type="dxa" w:w="2160"/>
+            <w:tcMar>
+              <w:top w:w="80" w:type="dxa"/>
+              <w:bottom w:w="80" w:type="dxa"/>
+              <w:left w:w="100" w:type="dxa"/>
+              <w:right w:w="100" w:type="dxa"/>
+            </w:tcMar>
+            <w:tcBorders>
+              <w:top w:val="single" w:sz="4" w:space="0" w:color="888888"/>
+              <w:bottom w:val="single" w:sz="4" w:space="0" w:color="888888"/>
+              <w:left w:val="single" w:sz="4" w:space="0" w:color="888888"/>
+              <w:right w:val="single" w:sz="4" w:space="0" w:color="888888"/>
+            </w:tcBorders>
           </w:tcPr>
           <w:p>
             <w:pPr>
-              <w:spacing w:before="40" w:after="40"/>
+              <w:spacing w:before="60" w:after="60" w:line="252" w:lineRule="auto"/>
               <w:jc w:val="left"/>
             </w:pPr>
             <w:r>
               <w:rPr>
                 <w:rFonts w:ascii="Times New Roman" w:hAnsi="Times New Roman"/>
-                <w:sz w:val="18"/>
-              </w:rPr>
-              <w:t>Nov 03-09, 2026</w:t>
-            </w:r>
-          </w:p>
-        </w:tc>
-        <w:tc>
-          <w:tcPr>
-            <w:tcW w:type="dxa" w:w="1984"/>
-          </w:tcPr>
-          <w:p>
-            <w:pPr>
-              <w:spacing w:before="40" w:after="40"/>
-              <w:jc w:val="left"/>
-            </w:pPr>
-            <w:r>
-              <w:rPr>
-                <w:rFonts w:ascii="Times New Roman" w:hAnsi="Times New Roman"/>
-                <w:sz w:val="18"/>
+                <w:b/>
+                <w:sz w:val="17"/>
               </w:rPr>
               <w:t>Final Submission &amp; Viva Defense</w:t>
             </w:r>
@@ -1535,61 +2340,110 @@
         </w:tc>
         <w:tc>
           <w:tcPr>
-            <w:tcW w:type="dxa" w:w="5953"/>
+            <w:tcW w:type="dxa" w:w="7128"/>
+            <w:tcMar>
+              <w:top w:w="80" w:type="dxa"/>
+              <w:bottom w:w="80" w:type="dxa"/>
+              <w:left w:w="100" w:type="dxa"/>
+              <w:right w:w="100" w:type="dxa"/>
+            </w:tcMar>
+            <w:tcBorders>
+              <w:top w:val="single" w:sz="4" w:space="0" w:color="888888"/>
+              <w:bottom w:val="single" w:sz="4" w:space="0" w:color="888888"/>
+              <w:left w:val="single" w:sz="4" w:space="0" w:color="888888"/>
+              <w:right w:val="single" w:sz="4" w:space="0" w:color="888888"/>
+            </w:tcBorders>
           </w:tcPr>
           <w:p>
             <w:pPr>
-              <w:spacing w:before="40" w:after="40"/>
+              <w:spacing w:before="60" w:after="60" w:line="252" w:lineRule="auto"/>
               <w:jc w:val="left"/>
             </w:pPr>
             <w:r>
               <w:rPr>
                 <w:rFonts w:ascii="Times New Roman" w:hAnsi="Times New Roman"/>
-                <w:sz w:val="18"/>
+                <w:b w:val="0"/>
+                <w:sz w:val="17"/>
               </w:rPr>
-              <w:t>Spiral-bind project report. Prepare 11-slide viva presentation. Live demo of Streamlit dashboard with real and fake test videos. Final submission to Dr. Devendra Gautam. Panel Q&amp;A defense.</w:t>
+              <w:t>Spiral-bind project report. Prepare 15-slide viva presentation deck. Live demo of Streamlit dashboard with real and fake test videos. Final submission to Dr. Devendra Gautam. Panel question-and-answer defense.</w:t>
             </w:r>
           </w:p>
         </w:tc>
         <w:tc>
           <w:tcPr>
-            <w:tcW w:type="dxa" w:w="1247"/>
+            <w:tcW w:type="dxa" w:w="1296"/>
+            <w:tcMar>
+              <w:top w:w="80" w:type="dxa"/>
+              <w:bottom w:w="80" w:type="dxa"/>
+              <w:left w:w="100" w:type="dxa"/>
+              <w:right w:w="100" w:type="dxa"/>
+            </w:tcMar>
+            <w:tcBorders>
+              <w:top w:val="single" w:sz="4" w:space="0" w:color="888888"/>
+              <w:bottom w:val="single" w:sz="4" w:space="0" w:color="888888"/>
+              <w:left w:val="single" w:sz="4" w:space="0" w:color="888888"/>
+              <w:right w:val="single" w:sz="4" w:space="0" w:color="888888"/>
+            </w:tcBorders>
           </w:tcPr>
           <w:p>
             <w:pPr>
-              <w:spacing w:before="40" w:after="40"/>
+              <w:spacing w:before="60" w:after="60" w:line="252" w:lineRule="auto"/>
               <w:jc w:val="center"/>
             </w:pPr>
             <w:r>
               <w:rPr>
                 <w:rFonts w:ascii="Times New Roman" w:hAnsi="Times New Roman"/>
-                <w:sz w:val="18"/>
+                <w:b w:val="0"/>
+                <w:color w:val="B46400"/>
+                <w:sz w:val="17"/>
               </w:rPr>
-              <w:t>Upcoming</w:t>
+              <w:t>Planned</w:t>
             </w:r>
           </w:p>
         </w:tc>
         <w:tc>
           <w:tcPr>
-            <w:tcW w:type="dxa" w:w="2476"/>
+            <w:tcW w:type="dxa" w:w="1584"/>
+            <w:tcMar>
+              <w:top w:w="80" w:type="dxa"/>
+              <w:bottom w:w="80" w:type="dxa"/>
+              <w:left w:w="100" w:type="dxa"/>
+              <w:right w:w="100" w:type="dxa"/>
+            </w:tcMar>
+            <w:tcBorders>
+              <w:top w:val="single" w:sz="4" w:space="0" w:color="888888"/>
+              <w:bottom w:val="single" w:sz="4" w:space="0" w:color="888888"/>
+              <w:left w:val="single" w:sz="4" w:space="0" w:color="888888"/>
+              <w:right w:val="single" w:sz="4" w:space="0" w:color="888888"/>
+            </w:tcBorders>
           </w:tcPr>
-          <w:p/>
+          <w:p>
+            <w:pPr>
+              <w:spacing w:before="60" w:after="60" w:line="252" w:lineRule="auto"/>
+              <w:jc w:val="center"/>
+            </w:pPr>
+            <w:r>
+              <w:rPr>
+                <w:rFonts w:ascii="Times New Roman" w:hAnsi="Times New Roman"/>
+                <w:b w:val="0"/>
+                <w:sz w:val="17"/>
+              </w:rPr>
+            </w:r>
+          </w:p>
         </w:tc>
       </w:tr>
     </w:tbl>
-    <w:p/>
     <w:p>
       <w:pPr>
-        <w:spacing w:before="40" w:after="80"/>
-        <w:jc w:val="left"/>
+        <w:spacing w:before="120" w:after="160"/>
       </w:pPr>
       <w:r>
         <w:rPr>
           <w:rFonts w:ascii="Times New Roman" w:hAnsi="Times New Roman"/>
-          <w:b w:val="0"/>
-          <w:sz w:val="20"/>
+          <w:i/>
+          <w:sz w:val="17"/>
         </w:rPr>
-        <w:t>Note: Weeks marked Completed have been signed by the Project Guide. Remaining weeks will be signed upon completion of respective activities.</w:t>
+        <w:t>Note: Weeks marked Completed have been verified and signed off by the Project Guide. Remaining weeks will be evaluated upon milestone completion.</w:t>
       </w:r>
     </w:p>
     <w:tbl>
@@ -1599,59 +2453,28 @@
         <w:tblLook w:firstColumn="1" w:firstRow="1" w:lastColumn="0" w:lastRow="0" w:noHBand="0" w:noVBand="1" w:val="04A0"/>
       </w:tblPr>
       <w:tblGrid>
-        <w:gridCol w:w="7427"/>
-        <w:gridCol w:w="7427"/>
+        <w:gridCol w:w="7483"/>
+        <w:gridCol w:w="7483"/>
       </w:tblGrid>
       <w:tr>
         <w:tc>
           <w:tcPr>
-            <w:tcW w:type="dxa" w:w="7427"/>
+            <w:tcW w:type="dxa" w:w="7416"/>
+            <w:tcBorders>
+              <w:top w:val="none"/>
+              <w:bottom w:val="none"/>
+              <w:left w:val="none"/>
+              <w:right w:val="none"/>
+            </w:tcBorders>
           </w:tcPr>
           <w:p>
             <w:pPr>
-              <w:jc w:val="left"/>
+              <w:spacing w:before="240"/>
             </w:pPr>
             <w:r>
               <w:rPr>
                 <w:rFonts w:ascii="Times New Roman" w:hAnsi="Times New Roman"/>
-                <w:b w:val="0"/>
-                <w:sz w:val="22"/>
-              </w:rPr>
-            </w:r>
-          </w:p>
-        </w:tc>
-        <w:tc>
-          <w:tcPr>
-            <w:tcW w:type="dxa" w:w="7427"/>
-          </w:tcPr>
-          <w:p>
-            <w:pPr>
-              <w:jc w:val="right"/>
-            </w:pPr>
-            <w:r>
-              <w:rPr>
-                <w:rFonts w:ascii="Times New Roman" w:hAnsi="Times New Roman"/>
-                <w:b w:val="0"/>
-                <w:sz w:val="22"/>
-              </w:rPr>
-            </w:r>
-          </w:p>
-        </w:tc>
-      </w:tr>
-      <w:tr>
-        <w:tc>
-          <w:tcPr>
-            <w:tcW w:type="dxa" w:w="7427"/>
-          </w:tcPr>
-          <w:p>
-            <w:pPr>
-              <w:jc w:val="left"/>
-            </w:pPr>
-            <w:r>
-              <w:rPr>
-                <w:rFonts w:ascii="Times New Roman" w:hAnsi="Times New Roman"/>
-                <w:b w:val="0"/>
-                <w:sz w:val="22"/>
+                <w:sz w:val="20"/>
               </w:rPr>
               <w:t>Student Signature: _______________________</w:t>
             </w:r>
@@ -1659,17 +2482,23 @@
         </w:tc>
         <w:tc>
           <w:tcPr>
-            <w:tcW w:type="dxa" w:w="7427"/>
+            <w:tcW w:type="dxa" w:w="7416"/>
+            <w:tcBorders>
+              <w:top w:val="none"/>
+              <w:bottom w:val="none"/>
+              <w:left w:val="none"/>
+              <w:right w:val="none"/>
+            </w:tcBorders>
           </w:tcPr>
           <w:p>
             <w:pPr>
+              <w:spacing w:before="240"/>
               <w:jc w:val="right"/>
             </w:pPr>
             <w:r>
               <w:rPr>
                 <w:rFonts w:ascii="Times New Roman" w:hAnsi="Times New Roman"/>
-                <w:b w:val="0"/>
-                <w:sz w:val="22"/>
+                <w:sz w:val="20"/>
               </w:rPr>
               <w:t>Guide Signature: _______________________</w:t>
             </w:r>
@@ -1679,17 +2508,23 @@
       <w:tr>
         <w:tc>
           <w:tcPr>
-            <w:tcW w:type="dxa" w:w="7427"/>
+            <w:tcW w:type="dxa" w:w="7416"/>
+            <w:tcBorders>
+              <w:top w:val="none"/>
+              <w:bottom w:val="none"/>
+              <w:left w:val="none"/>
+              <w:right w:val="none"/>
+            </w:tcBorders>
           </w:tcPr>
           <w:p>
             <w:pPr>
-              <w:jc w:val="left"/>
+              <w:spacing w:before="40"/>
             </w:pPr>
             <w:r>
               <w:rPr>
                 <w:rFonts w:ascii="Times New Roman" w:hAnsi="Times New Roman"/>
                 <w:b/>
-                <w:sz w:val="22"/>
+                <w:sz w:val="20"/>
               </w:rPr>
               <w:t>Dev Rana Kaila  |  Roll No. 2301531530023</w:t>
             </w:r>
@@ -1697,17 +2532,24 @@
         </w:tc>
         <w:tc>
           <w:tcPr>
-            <w:tcW w:type="dxa" w:w="7427"/>
+            <w:tcW w:type="dxa" w:w="7416"/>
+            <w:tcBorders>
+              <w:top w:val="none"/>
+              <w:bottom w:val="none"/>
+              <w:left w:val="none"/>
+              <w:right w:val="none"/>
+            </w:tcBorders>
           </w:tcPr>
           <w:p>
             <w:pPr>
+              <w:spacing w:before="40"/>
               <w:jc w:val="right"/>
             </w:pPr>
             <w:r>
               <w:rPr>
                 <w:rFonts w:ascii="Times New Roman" w:hAnsi="Times New Roman"/>
                 <w:b/>
-                <w:sz w:val="22"/>
+                <w:sz w:val="20"/>
               </w:rPr>
               <w:t>Dr. Devendra Gautam  |  Assoc. Professor, CSE</w:t>
             </w:r>
@@ -1716,8 +2558,8 @@
       </w:tr>
     </w:tbl>
     <w:sectPr>
-      <w:pgSz w:w="16838" w:h="11906"/>
-      <w:pgMar w:top="1134" w:right="850" w:bottom="850" w:left="1134" w:header="720" w:footer="720" w:gutter="0"/>
+      <w:pgSz w:w="16838" w:h="11906" w:orient="landscape"/>
+      <w:pgMar w:top="720" w:right="864" w:bottom="720" w:left="1008" w:header="720" w:footer="720" w:gutter="0"/>
       <w:cols w:space="720"/>
       <w:docGrid w:linePitch="360"/>
     </w:sectPr>

--- a/Weekly_Progress_Log_Dev_Rana_Kaila.docx
+++ b/Weekly_Progress_Log_Dev_Rana_Kaila.docx
@@ -890,7 +890,7 @@
                 <w:b w:val="0"/>
                 <w:sz w:val="17"/>
               </w:rPr>
-              <w:t>06/09/2026 – 12/09/2026</w:t>
+              <w:t>06/09/2026 - 12/09/2026</w:t>
             </w:r>
           </w:p>
         </w:tc>
@@ -1047,7 +1047,7 @@
                 <w:b w:val="0"/>
                 <w:sz w:val="17"/>
               </w:rPr>
-              <w:t>13/09/2026 – 19/09/2026</w:t>
+              <w:t>13/09/2026 - 19/09/2026</w:t>
             </w:r>
           </w:p>
         </w:tc>
@@ -1204,7 +1204,7 @@
                 <w:b w:val="0"/>
                 <w:sz w:val="17"/>
               </w:rPr>
-              <w:t>20/09/2026 – 26/09/2026</w:t>
+              <w:t>20/09/2026 - 26/09/2026</w:t>
             </w:r>
           </w:p>
         </w:tc>
@@ -1361,7 +1361,7 @@
                 <w:b w:val="0"/>
                 <w:sz w:val="17"/>
               </w:rPr>
-              <w:t>27/09/2026 – 03/10/2026</w:t>
+              <w:t>27/09/2026 - 03/10/2026</w:t>
             </w:r>
           </w:p>
         </w:tc>
@@ -1518,7 +1518,7 @@
                 <w:b w:val="0"/>
                 <w:sz w:val="17"/>
               </w:rPr>
-              <w:t>04/10/2026 – 10/10/2026</w:t>
+              <w:t>04/10/2026 - 10/10/2026</w:t>
             </w:r>
           </w:p>
         </w:tc>
@@ -1675,7 +1675,7 @@
                 <w:b w:val="0"/>
                 <w:sz w:val="17"/>
               </w:rPr>
-              <w:t>11/10/2026 – 17/10/2026</w:t>
+              <w:t>11/10/2026 - 17/10/2026</w:t>
             </w:r>
           </w:p>
         </w:tc>
@@ -1832,7 +1832,7 @@
                 <w:b w:val="0"/>
                 <w:sz w:val="17"/>
               </w:rPr>
-              <w:t>18/10/2026 – 24/10/2026</w:t>
+              <w:t>18/10/2026 - 24/10/2026</w:t>
             </w:r>
           </w:p>
         </w:tc>
@@ -1989,7 +1989,7 @@
                 <w:b w:val="0"/>
                 <w:sz w:val="17"/>
               </w:rPr>
-              <w:t>25/10/2026 – 31/10/2026</w:t>
+              <w:t>25/10/2026 - 31/10/2026</w:t>
             </w:r>
           </w:p>
         </w:tc>
@@ -2146,7 +2146,7 @@
                 <w:b w:val="0"/>
                 <w:sz w:val="17"/>
               </w:rPr>
-              <w:t>01/11/2026 – 07/11/2026</w:t>
+              <w:t>01/11/2026 - 07/11/2026</w:t>
             </w:r>
           </w:p>
         </w:tc>
@@ -2303,7 +2303,7 @@
                 <w:b w:val="0"/>
                 <w:sz w:val="17"/>
               </w:rPr>
-              <w:t>08/11/2026 – 14/11/2026</w:t>
+              <w:t>08/11/2026 - 14/11/2026</w:t>
             </w:r>
           </w:p>
         </w:tc>
